--- a/public/legal/llc-operating-agreement.docx
+++ b/public/legal/llc-operating-agreement.docx
@@ -2,7 +2,33 @@
 <file path=word/document.xml><?xml version="1.0" encoding="utf-8"?>
 <w:document xmlns:w="http://schemas.openxmlformats.org/wordprocessingml/2006/main" xmlns:m="http://schemas.openxmlformats.org/officeDocument/2006/math" xmlns:r="http://schemas.openxmlformats.org/officeDocument/2006/relationships" xmlns:o="urn:schemas-microsoft-com:office:office" xmlns:v="urn:schemas-microsoft-com:vml" xmlns:w10="urn:schemas-microsoft-com:office:word" xmlns:a="http://schemas.openxmlformats.org/drawingml/2006/main" xmlns:pic="http://schemas.openxmlformats.org/drawingml/2006/picture" xmlns:wp="http://schemas.openxmlformats.org/drawingml/2006/wordprocessingDrawing">
   <w:body>
-    <w:bookmarkStart w:id="80" w:name="operating-agreement-of-puretask-llc"/>
+    <w:sdt>
+      <w:sdtPr>
+        <w:docPartObj>
+          <w:docPartGallery w:val="Table of Contents"/>
+          <w:docPartUnique/>
+        </w:docPartObj>
+      </w:sdtPr>
+      <w:sdtContent>
+        <w:p>
+          <w:pPr>
+            <w:pStyle w:val="TOCHeading"/>
+          </w:pPr>
+          <w:r>
+            <w:t xml:space="preserve">Table of Contents</w:t>
+          </w:r>
+        </w:p>
+        <w:p>
+          <w:r>
+            <w:fldChar w:fldCharType="begin" w:dirty="true"/>
+            <w:instrText xml:space="preserve">TOC \o "1-2" \h \z \u</w:instrText>
+            <w:fldChar w:fldCharType="separate"/>
+            <w:fldChar w:fldCharType="end"/>
+          </w:r>
+        </w:p>
+      </w:sdtContent>
+    </w:sdt>
+    <w:bookmarkStart w:id="91" w:name="operating-agreement-of-puretask-llc"/>
     <w:p>
       <w:pPr>
         <w:pStyle w:val="Heading1"/>
@@ -17,8 +43,8 @@
       </w:pPr>
       <w:r>
         <w:rPr>
-          <w:b/>
-          <w:bCs/>
+          <w:bCs/>
+          <w:b/>
         </w:rPr>
         <w:t xml:space="preserve">A Single-Member California Limited Liability Company</w:t>
       </w:r>
@@ -29,8 +55,8 @@
       </w:pPr>
       <w:r>
         <w:rPr>
-          <w:b/>
-          <w:bCs/>
+          <w:bCs/>
+          <w:b/>
         </w:rPr>
         <w:t xml:space="preserve">Version:</w:t>
       </w:r>
@@ -45,8 +71,8 @@
       </w:r>
       <w:r>
         <w:rPr>
-          <w:b/>
-          <w:bCs/>
+          <w:bCs/>
+          <w:b/>
         </w:rPr>
         <w:t xml:space="preserve">Effective Date:</w:t>
       </w:r>
@@ -62,71 +88,98 @@
         <w:pStyle w:val="BodyText"/>
       </w:pPr>
       <w:r>
-        <w:t xml:space="preserve">This Operating Agreement (this “</w:t>
-      </w:r>
-      <w:r>
-        <w:rPr>
-          <w:b/>
-          <w:bCs/>
+        <w:t xml:space="preserve">This Operating Agreement (this</w:t>
+      </w:r>
+      <w:r>
+        <w:t xml:space="preserve"> </w:t>
+      </w:r>
+      <w:r>
+        <w:t xml:space="preserve">“</w:t>
+      </w:r>
+      <w:r>
+        <w:rPr>
+          <w:bCs/>
+          <w:b/>
         </w:rPr>
         <w:t xml:space="preserve">Agreement</w:t>
       </w:r>
       <w:r>
-        <w:t xml:space="preserve">”) of</w:t>
-      </w:r>
-      <w:r>
-        <w:t xml:space="preserve"> </w:t>
-      </w:r>
-      <w:r>
-        <w:rPr>
-          <w:b/>
-          <w:bCs/>
+        <w:t xml:space="preserve">”</w:t>
+      </w:r>
+      <w:r>
+        <w:t xml:space="preserve">) of</w:t>
+      </w:r>
+      <w:r>
+        <w:t xml:space="preserve"> </w:t>
+      </w:r>
+      <w:r>
+        <w:rPr>
+          <w:bCs/>
+          <w:b/>
         </w:rPr>
         <w:t xml:space="preserve">PureTask LLC</w:t>
       </w:r>
       <w:r>
-        <w:t xml:space="preserve">, a California limited liability company (the “</w:t>
-      </w:r>
-      <w:r>
-        <w:rPr>
-          <w:b/>
-          <w:bCs/>
+        <w:t xml:space="preserve">, a California limited liability company (the</w:t>
+      </w:r>
+      <w:r>
+        <w:t xml:space="preserve"> </w:t>
+      </w:r>
+      <w:r>
+        <w:t xml:space="preserve">“</w:t>
+      </w:r>
+      <w:r>
+        <w:rPr>
+          <w:bCs/>
+          <w:b/>
         </w:rPr>
         <w:t xml:space="preserve">Company</w:t>
       </w:r>
       <w:r>
-        <w:t xml:space="preserve">”), is made and entered into by</w:t>
-      </w:r>
-      <w:r>
-        <w:t xml:space="preserve"> </w:t>
-      </w:r>
-      <w:r>
-        <w:rPr>
-          <w:b/>
-          <w:bCs/>
+        <w:t xml:space="preserve">”</w:t>
+      </w:r>
+      <w:r>
+        <w:t xml:space="preserve">), is made and entered into by</w:t>
+      </w:r>
+      <w:r>
+        <w:t xml:space="preserve"> </w:t>
+      </w:r>
+      <w:r>
+        <w:rPr>
+          <w:bCs/>
+          <w:b/>
         </w:rPr>
         <w:t xml:space="preserve">Nathan Chiaratti</w:t>
       </w:r>
       <w:r>
-        <w:t xml:space="preserve">, an individual (the “</w:t>
-      </w:r>
-      <w:r>
-        <w:rPr>
-          <w:b/>
-          <w:bCs/>
+        <w:t xml:space="preserve">, an individual (the</w:t>
+      </w:r>
+      <w:r>
+        <w:t xml:space="preserve"> </w:t>
+      </w:r>
+      <w:r>
+        <w:t xml:space="preserve">“</w:t>
+      </w:r>
+      <w:r>
+        <w:rPr>
+          <w:bCs/>
+          <w:b/>
         </w:rPr>
         <w:t xml:space="preserve">Member</w:t>
       </w:r>
       <w:r>
-        <w:t xml:space="preserve">”), as the sole member of the Company, in accordance with the</w:t>
-      </w:r>
-      <w:r>
-        <w:t xml:space="preserve"> </w:t>
-      </w:r>
-      <w:r>
-        <w:rPr>
-          <w:b/>
-          <w:bCs/>
+        <w:t xml:space="preserve">”</w:t>
+      </w:r>
+      <w:r>
+        <w:t xml:space="preserve">), as the sole member of the Company, in accordance with the</w:t>
+      </w:r>
+      <w:r>
+        <w:t xml:space="preserve"> </w:t>
+      </w:r>
+      <w:r>
+        <w:rPr>
+          <w:bCs/>
+          <w:b/>
         </w:rPr>
         <w:t xml:space="preserve">California Revised Uniform Limited Liability Company Act, Cal. Corp. Code § 17701.01 et seq.</w:t>
       </w:r>
@@ -134,17 +187,26 @@
         <w:t xml:space="preserve"> </w:t>
       </w:r>
       <w:r>
-        <w:t xml:space="preserve">(the “</w:t>
-      </w:r>
-      <w:r>
-        <w:rPr>
-          <w:b/>
-          <w:bCs/>
+        <w:t xml:space="preserve">(the</w:t>
+      </w:r>
+      <w:r>
+        <w:t xml:space="preserve"> </w:t>
+      </w:r>
+      <w:r>
+        <w:t xml:space="preserve">“</w:t>
+      </w:r>
+      <w:r>
+        <w:rPr>
+          <w:bCs/>
+          <w:b/>
         </w:rPr>
         <w:t xml:space="preserve">Act</w:t>
       </w:r>
       <w:r>
-        <w:t xml:space="preserve">”).</w:t>
+        <w:t xml:space="preserve">”</w:t>
+      </w:r>
+      <w:r>
+        <w:t xml:space="preserve">).</w:t>
       </w:r>
     </w:p>
     <w:p>
@@ -157,11 +219,11 @@
     </w:p>
     <w:p>
       <w:pPr>
-        <w:pStyle w:val="Compact"/>
         <w:numPr>
           <w:ilvl w:val="0"/>
           <w:numId w:val="1001"/>
         </w:numPr>
+        <w:pStyle w:val="Compact"/>
       </w:pPr>
       <w:r>
         <w:t xml:space="preserve">Document the separate existence and limited-liability status of the Company;</w:t>
@@ -169,11 +231,11 @@
     </w:p>
     <w:p>
       <w:pPr>
-        <w:pStyle w:val="Compact"/>
         <w:numPr>
           <w:ilvl w:val="0"/>
           <w:numId w:val="1001"/>
         </w:numPr>
+        <w:pStyle w:val="Compact"/>
       </w:pPr>
       <w:r>
         <w:t xml:space="preserve">Establish governance, financial, and tax procedures;</w:t>
@@ -181,11 +243,11 @@
     </w:p>
     <w:p>
       <w:pPr>
-        <w:pStyle w:val="Compact"/>
         <w:numPr>
           <w:ilvl w:val="0"/>
           <w:numId w:val="1001"/>
         </w:numPr>
+        <w:pStyle w:val="Compact"/>
       </w:pPr>
       <w:r>
         <w:t xml:space="preserve">Preserve the liability shield against veil-piercing arguments; and</w:t>
@@ -193,11 +255,11 @@
     </w:p>
     <w:p>
       <w:pPr>
-        <w:pStyle w:val="Compact"/>
         <w:numPr>
           <w:ilvl w:val="0"/>
           <w:numId w:val="1001"/>
         </w:numPr>
+        <w:pStyle w:val="Compact"/>
       </w:pPr>
       <w:r>
         <w:t xml:space="preserve">Provide a foundation for future operations, including admission of additional members or sale of the Company.</w:t>
@@ -210,7 +272,7 @@
         </w:pict>
       </w:r>
     </w:p>
-    <w:bookmarkStart w:id="16" w:name="article-i-formation"/>
+    <w:bookmarkStart w:id="27" w:name="article-i-formation"/>
     <w:p>
       <w:pPr>
         <w:pStyle w:val="Heading2"/>
@@ -219,7 +281,7 @@
         <w:t xml:space="preserve">Article I — Formation</w:t>
       </w:r>
     </w:p>
-    <w:bookmarkStart w:id="9" w:name="formation"/>
+    <w:bookmarkStart w:id="20" w:name="formation"/>
     <w:p>
       <w:pPr>
         <w:pStyle w:val="Heading3"/>
@@ -240,8 +302,8 @@
       </w:r>
       <w:r>
         <w:rPr>
-          <w:b/>
-          <w:bCs/>
+          <w:bCs/>
+          <w:b/>
         </w:rPr>
         <w:t xml:space="preserve">Articles of Organization (Form LLC-1)</w:t>
       </w:r>
@@ -256,8 +318,8 @@
       </w:r>
       <w:r>
         <w:rPr>
-          <w:b/>
-          <w:bCs/>
+          <w:bCs/>
+          <w:b/>
         </w:rPr>
         <w:t xml:space="preserve">[DATE OF FILING]</w:t>
       </w:r>
@@ -269,8 +331,8 @@
       </w:r>
       <w:r>
         <w:rPr>
-          <w:b/>
-          <w:bCs/>
+          <w:bCs/>
+          <w:b/>
         </w:rPr>
         <w:t xml:space="preserve">[CA FILE NUMBER]</w:t>
       </w:r>
@@ -278,8 +340,8 @@
         <w:t xml:space="preserve">.</w:t>
       </w:r>
     </w:p>
-    <w:bookmarkEnd w:id="9"/>
-    <w:bookmarkStart w:id="10" w:name="name"/>
+    <w:bookmarkEnd w:id="20"/>
+    <w:bookmarkStart w:id="21" w:name="name"/>
     <w:p>
       <w:pPr>
         <w:pStyle w:val="Heading3"/>
@@ -300,8 +362,8 @@
       </w:r>
       <w:r>
         <w:rPr>
-          <w:b/>
-          <w:bCs/>
+          <w:bCs/>
+          <w:b/>
         </w:rPr>
         <w:t xml:space="preserve">PureTask LLC</w:t>
       </w:r>
@@ -309,8 +371,8 @@
         <w:t xml:space="preserve">.</w:t>
       </w:r>
     </w:p>
-    <w:bookmarkEnd w:id="10"/>
-    <w:bookmarkStart w:id="11" w:name="principal-office"/>
+    <w:bookmarkEnd w:id="21"/>
+    <w:bookmarkStart w:id="22" w:name="principal-office"/>
     <w:p>
       <w:pPr>
         <w:pStyle w:val="Heading3"/>
@@ -331,8 +393,8 @@
       </w:r>
       <w:r>
         <w:rPr>
-          <w:b/>
-          <w:bCs/>
+          <w:bCs/>
+          <w:b/>
         </w:rPr>
         <w:t xml:space="preserve">[PRINCIPAL OFFICE ADDRESS — e.g., Sacramento County, California]</w:t>
       </w:r>
@@ -340,8 +402,8 @@
         <w:t xml:space="preserve">. The Member may change the principal office at any time without amending this Agreement.</w:t>
       </w:r>
     </w:p>
-    <w:bookmarkEnd w:id="11"/>
-    <w:bookmarkStart w:id="12" w:name="registered-agent"/>
+    <w:bookmarkEnd w:id="22"/>
+    <w:bookmarkStart w:id="23" w:name="registered-agent"/>
     <w:p>
       <w:pPr>
         <w:pStyle w:val="Heading3"/>
@@ -362,8 +424,8 @@
       </w:r>
       <w:r>
         <w:rPr>
-          <w:b/>
-          <w:bCs/>
+          <w:bCs/>
+          <w:b/>
         </w:rPr>
         <w:t xml:space="preserve">[REGISTERED AGENT NAME AND ADDRESS]</w:t>
       </w:r>
@@ -371,8 +433,8 @@
         <w:t xml:space="preserve">.</w:t>
       </w:r>
     </w:p>
-    <w:bookmarkEnd w:id="12"/>
-    <w:bookmarkStart w:id="13" w:name="purpose"/>
+    <w:bookmarkEnd w:id="23"/>
+    <w:bookmarkStart w:id="24" w:name="purpose"/>
     <w:p>
       <w:pPr>
         <w:pStyle w:val="Heading3"/>
@@ -393,27 +455,36 @@
       </w:r>
       <w:r>
         <w:rPr>
-          <w:b/>
-          <w:bCs/>
+          <w:bCs/>
+          <w:b/>
         </w:rPr>
         <w:t xml:space="preserve">any lawful act or activity for which a limited liability company may be organized under the Act</w:t>
       </w:r>
       <w:r>
-        <w:t xml:space="preserve">, including without limitation operating an online marketplace technology platform for cleaning services under the trade name “</w:t>
-      </w:r>
-      <w:r>
-        <w:rPr>
-          <w:b/>
-          <w:bCs/>
+        <w:t xml:space="preserve">, including without limitation operating an online marketplace technology platform for cleaning services under the trade name</w:t>
+      </w:r>
+      <w:r>
+        <w:t xml:space="preserve"> </w:t>
+      </w:r>
+      <w:r>
+        <w:t xml:space="preserve">“</w:t>
+      </w:r>
+      <w:r>
+        <w:rPr>
+          <w:bCs/>
+          <w:b/>
         </w:rPr>
         <w:t xml:space="preserve">PureTask</w:t>
       </w:r>
       <w:r>
-        <w:t xml:space="preserve">.”</w:t>
-      </w:r>
-    </w:p>
-    <w:bookmarkEnd w:id="13"/>
-    <w:bookmarkStart w:id="14" w:name="duration"/>
+        <w:t xml:space="preserve">.</w:t>
+      </w:r>
+      <w:r>
+        <w:t xml:space="preserve">”</w:t>
+      </w:r>
+    </w:p>
+    <w:bookmarkEnd w:id="24"/>
+    <w:bookmarkStart w:id="25" w:name="duration"/>
     <w:p>
       <w:pPr>
         <w:pStyle w:val="Heading3"/>
@@ -434,8 +505,8 @@
       </w:r>
       <w:r>
         <w:rPr>
-          <w:b/>
-          <w:bCs/>
+          <w:bCs/>
+          <w:b/>
         </w:rPr>
         <w:t xml:space="preserve">perpetual duration</w:t>
       </w:r>
@@ -443,8 +514,8 @@
         <w:t xml:space="preserve">, until dissolved as provided in Article IX.</w:t>
       </w:r>
     </w:p>
-    <w:bookmarkEnd w:id="14"/>
-    <w:bookmarkStart w:id="15" w:name="statement-of-information"/>
+    <w:bookmarkEnd w:id="25"/>
+    <w:bookmarkStart w:id="26" w:name="statement-of-information"/>
     <w:p>
       <w:pPr>
         <w:pStyle w:val="Heading3"/>
@@ -465,8 +536,8 @@
       </w:r>
       <w:r>
         <w:rPr>
-          <w:b/>
-          <w:bCs/>
+          <w:bCs/>
+          <w:b/>
         </w:rPr>
         <w:t xml:space="preserve">Cal. Corp. Code § 17702.09</w:t>
       </w:r>
@@ -481,9 +552,9 @@
         </w:pict>
       </w:r>
     </w:p>
-    <w:bookmarkEnd w:id="15"/>
-    <w:bookmarkEnd w:id="16"/>
-    <w:bookmarkStart w:id="21" w:name="article-ii-member"/>
+    <w:bookmarkEnd w:id="26"/>
+    <w:bookmarkEnd w:id="27"/>
+    <w:bookmarkStart w:id="32" w:name="article-ii-member"/>
     <w:p>
       <w:pPr>
         <w:pStyle w:val="Heading2"/>
@@ -492,7 +563,7 @@
         <w:t xml:space="preserve">Article II — Member</w:t>
       </w:r>
     </w:p>
-    <w:bookmarkStart w:id="17" w:name="sole-member"/>
+    <w:bookmarkStart w:id="28" w:name="sole-member"/>
     <w:p>
       <w:pPr>
         <w:pStyle w:val="Heading3"/>
@@ -513,8 +584,8 @@
       </w:r>
       <w:r>
         <w:rPr>
-          <w:b/>
-          <w:bCs/>
+          <w:bCs/>
+          <w:b/>
         </w:rPr>
         <w:t xml:space="preserve">Nathan Chiaratti</w:t>
       </w:r>
@@ -526,8 +597,8 @@
       </w:r>
       <w:r>
         <w:rPr>
-          <w:b/>
-          <w:bCs/>
+          <w:bCs/>
+          <w:b/>
         </w:rPr>
         <w:t xml:space="preserve">[MEMBER ADDRESS — e.g., Elk Grove, California]</w:t>
       </w:r>
@@ -539,8 +610,8 @@
       </w:r>
       <w:r>
         <w:rPr>
-          <w:b/>
-          <w:bCs/>
+          <w:bCs/>
+          <w:b/>
         </w:rPr>
         <w:t xml:space="preserve">100%</w:t>
       </w:r>
@@ -551,8 +622,8 @@
         <w:t xml:space="preserve">of the membership interests in the Company.</w:t>
       </w:r>
     </w:p>
-    <w:bookmarkEnd w:id="17"/>
-    <w:bookmarkStart w:id="18" w:name="no-liability-for-company-obligations"/>
+    <w:bookmarkEnd w:id="28"/>
+    <w:bookmarkStart w:id="29" w:name="no-liability-for-company-obligations"/>
     <w:p>
       <w:pPr>
         <w:pStyle w:val="Heading3"/>
@@ -573,8 +644,8 @@
       </w:r>
       <w:r>
         <w:rPr>
-          <w:b/>
-          <w:bCs/>
+          <w:bCs/>
+          <w:b/>
         </w:rPr>
         <w:t xml:space="preserve">Cal. Corp. Code § 17703.04</w:t>
       </w:r>
@@ -582,8 +653,8 @@
         <w:t xml:space="preserve">, the Member is not personally liable for any debt, obligation, or liability of the Company solely by reason of being a member.</w:t>
       </w:r>
     </w:p>
-    <w:bookmarkEnd w:id="18"/>
-    <w:bookmarkStart w:id="19" w:name="X0e259dc5f707344404e572eff3e78f9e5dee99c"/>
+    <w:bookmarkEnd w:id="29"/>
+    <w:bookmarkStart w:id="30" w:name="X0e259dc5f707344404e572eff3e78f9e5dee99c"/>
     <w:p>
       <w:pPr>
         <w:pStyle w:val="Heading3"/>
@@ -600,8 +671,8 @@
         <w:t xml:space="preserve">As the sole member, no fiduciary duties are owed to or by the Member in that capacity, except as required by the Act.</w:t>
       </w:r>
     </w:p>
-    <w:bookmarkEnd w:id="19"/>
-    <w:bookmarkStart w:id="20" w:name="admission-of-new-members"/>
+    <w:bookmarkEnd w:id="30"/>
+    <w:bookmarkStart w:id="31" w:name="admission-of-new-members"/>
     <w:p>
       <w:pPr>
         <w:pStyle w:val="Heading3"/>
@@ -625,9 +696,9 @@
         </w:pict>
       </w:r>
     </w:p>
-    <w:bookmarkEnd w:id="20"/>
-    <w:bookmarkEnd w:id="21"/>
-    <w:bookmarkStart w:id="27" w:name="article-iii-capital-contributions"/>
+    <w:bookmarkEnd w:id="31"/>
+    <w:bookmarkEnd w:id="32"/>
+    <w:bookmarkStart w:id="38" w:name="article-iii-capital-contributions"/>
     <w:p>
       <w:pPr>
         <w:pStyle w:val="Heading2"/>
@@ -636,7 +707,7 @@
         <w:t xml:space="preserve">Article III — Capital Contributions</w:t>
       </w:r>
     </w:p>
-    <w:bookmarkStart w:id="22" w:name="initial-contribution"/>
+    <w:bookmarkStart w:id="33" w:name="initial-contribution"/>
     <w:p>
       <w:pPr>
         <w:pStyle w:val="Heading3"/>
@@ -655,16 +726,16 @@
     </w:p>
     <w:p>
       <w:pPr>
-        <w:pStyle w:val="Compact"/>
         <w:numPr>
           <w:ilvl w:val="0"/>
           <w:numId w:val="1002"/>
         </w:numPr>
-      </w:pPr>
-      <w:r>
-        <w:rPr>
-          <w:b/>
-          <w:bCs/>
+        <w:pStyle w:val="Compact"/>
+      </w:pPr>
+      <w:r>
+        <w:rPr>
+          <w:bCs/>
+          <w:b/>
         </w:rPr>
         <w:t xml:space="preserve">Cash:</w:t>
       </w:r>
@@ -677,16 +748,16 @@
     </w:p>
     <w:p>
       <w:pPr>
-        <w:pStyle w:val="Compact"/>
         <w:numPr>
           <w:ilvl w:val="0"/>
           <w:numId w:val="1002"/>
         </w:numPr>
-      </w:pPr>
-      <w:r>
-        <w:rPr>
-          <w:b/>
-          <w:bCs/>
+        <w:pStyle w:val="Compact"/>
+      </w:pPr>
+      <w:r>
+        <w:rPr>
+          <w:bCs/>
+          <w:b/>
         </w:rPr>
         <w:t xml:space="preserve">Property:</w:t>
       </w:r>
@@ -694,21 +765,36 @@
         <w:t xml:space="preserve"> </w:t>
       </w:r>
       <w:r>
-        <w:t xml:space="preserve">[DESCRIBE OR LIST “None”]</w:t>
-      </w:r>
-    </w:p>
-    <w:p>
-      <w:pPr>
-        <w:pStyle w:val="Compact"/>
+        <w:t xml:space="preserve">[DESCRIBE OR LIST</w:t>
+      </w:r>
+      <w:r>
+        <w:t xml:space="preserve"> </w:t>
+      </w:r>
+      <w:r>
+        <w:t xml:space="preserve">“</w:t>
+      </w:r>
+      <w:r>
+        <w:t xml:space="preserve">None</w:t>
+      </w:r>
+      <w:r>
+        <w:t xml:space="preserve">”</w:t>
+      </w:r>
+      <w:r>
+        <w:t xml:space="preserve">]</w:t>
+      </w:r>
+    </w:p>
+    <w:p>
+      <w:pPr>
         <w:numPr>
           <w:ilvl w:val="0"/>
           <w:numId w:val="1002"/>
         </w:numPr>
-      </w:pPr>
-      <w:r>
-        <w:rPr>
-          <w:b/>
-          <w:bCs/>
+        <w:pStyle w:val="Compact"/>
+      </w:pPr>
+      <w:r>
+        <w:rPr>
+          <w:bCs/>
+          <w:b/>
         </w:rPr>
         <w:t xml:space="preserve">Services:</w:t>
       </w:r>
@@ -716,11 +802,26 @@
         <w:t xml:space="preserve"> </w:t>
       </w:r>
       <w:r>
-        <w:t xml:space="preserve">[LIST OR “None”]</w:t>
-      </w:r>
-    </w:p>
-    <w:bookmarkEnd w:id="22"/>
-    <w:bookmarkStart w:id="23" w:name="additional-contributions"/>
+        <w:t xml:space="preserve">[LIST OR</w:t>
+      </w:r>
+      <w:r>
+        <w:t xml:space="preserve"> </w:t>
+      </w:r>
+      <w:r>
+        <w:t xml:space="preserve">“</w:t>
+      </w:r>
+      <w:r>
+        <w:t xml:space="preserve">None</w:t>
+      </w:r>
+      <w:r>
+        <w:t xml:space="preserve">”</w:t>
+      </w:r>
+      <w:r>
+        <w:t xml:space="preserve">]</w:t>
+      </w:r>
+    </w:p>
+    <w:bookmarkEnd w:id="33"/>
+    <w:bookmarkStart w:id="34" w:name="additional-contributions"/>
     <w:p>
       <w:pPr>
         <w:pStyle w:val="Heading3"/>
@@ -737,8 +838,8 @@
         <w:t xml:space="preserve">The Member may, but is not obligated to, make additional capital contributions. Recorded in Company books.</w:t>
       </w:r>
     </w:p>
-    <w:bookmarkEnd w:id="23"/>
-    <w:bookmarkStart w:id="24" w:name="no-interest-on-contributions"/>
+    <w:bookmarkEnd w:id="34"/>
+    <w:bookmarkStart w:id="35" w:name="no-interest-on-contributions"/>
     <w:p>
       <w:pPr>
         <w:pStyle w:val="Heading3"/>
@@ -755,8 +856,8 @@
         <w:t xml:space="preserve">No interest shall be paid on capital contributions.</w:t>
       </w:r>
     </w:p>
-    <w:bookmarkEnd w:id="24"/>
-    <w:bookmarkStart w:id="25" w:name="capital-account"/>
+    <w:bookmarkEnd w:id="35"/>
+    <w:bookmarkStart w:id="36" w:name="capital-account"/>
     <w:p>
       <w:pPr>
         <w:pStyle w:val="Heading3"/>
@@ -773,8 +874,8 @@
         <w:t xml:space="preserve">The Company shall maintain a capital account for the Member reflecting contributions, distributions, and allocations of profit and loss, in accordance with Treasury Regulation § 1.704-1(b)(2)(iv) to the extent applicable.</w:t>
       </w:r>
     </w:p>
-    <w:bookmarkEnd w:id="25"/>
-    <w:bookmarkStart w:id="26" w:name="no-member-loans"/>
+    <w:bookmarkEnd w:id="36"/>
+    <w:bookmarkStart w:id="37" w:name="no-member-loans"/>
     <w:p>
       <w:pPr>
         <w:pStyle w:val="Heading3"/>
@@ -798,9 +899,9 @@
         </w:pict>
       </w:r>
     </w:p>
-    <w:bookmarkEnd w:id="26"/>
-    <w:bookmarkEnd w:id="27"/>
-    <w:bookmarkStart w:id="31" w:name="article-iv-distributions-and-allocations"/>
+    <w:bookmarkEnd w:id="37"/>
+    <w:bookmarkEnd w:id="38"/>
+    <w:bookmarkStart w:id="42" w:name="article-iv-distributions-and-allocations"/>
     <w:p>
       <w:pPr>
         <w:pStyle w:val="Heading2"/>
@@ -809,7 +910,7 @@
         <w:t xml:space="preserve">Article IV — Distributions and Allocations</w:t>
       </w:r>
     </w:p>
-    <w:bookmarkStart w:id="28" w:name="distributions"/>
+    <w:bookmarkStart w:id="39" w:name="distributions"/>
     <w:p>
       <w:pPr>
         <w:pStyle w:val="Heading3"/>
@@ -830,8 +931,8 @@
       </w:r>
       <w:r>
         <w:rPr>
-          <w:b/>
-          <w:bCs/>
+          <w:bCs/>
+          <w:b/>
         </w:rPr>
         <w:t xml:space="preserve">Cal. Corp. Code § 17704.05</w:t>
       </w:r>
@@ -842,8 +943,8 @@
         <w:t xml:space="preserve">(no distribution if it would render the Company insolvent).</w:t>
       </w:r>
     </w:p>
-    <w:bookmarkEnd w:id="28"/>
-    <w:bookmarkStart w:id="29" w:name="allocations-of-profit-and-loss"/>
+    <w:bookmarkEnd w:id="39"/>
+    <w:bookmarkStart w:id="40" w:name="allocations-of-profit-and-loss"/>
     <w:p>
       <w:pPr>
         <w:pStyle w:val="Heading3"/>
@@ -860,8 +961,8 @@
         <w:t xml:space="preserve">Because the Company has a single member, all items of income, gain, loss, deduction, and credit are allocated to the Member.</w:t>
       </w:r>
     </w:p>
-    <w:bookmarkEnd w:id="29"/>
-    <w:bookmarkStart w:id="30" w:name="tax-distributions"/>
+    <w:bookmarkEnd w:id="40"/>
+    <w:bookmarkStart w:id="41" w:name="tax-distributions"/>
     <w:p>
       <w:pPr>
         <w:pStyle w:val="Heading3"/>
@@ -885,9 +986,9 @@
         </w:pict>
       </w:r>
     </w:p>
-    <w:bookmarkEnd w:id="30"/>
-    <w:bookmarkEnd w:id="31"/>
-    <w:bookmarkStart w:id="37" w:name="article-v-tax-matters"/>
+    <w:bookmarkEnd w:id="41"/>
+    <w:bookmarkEnd w:id="42"/>
+    <w:bookmarkStart w:id="48" w:name="article-v-tax-matters"/>
     <w:p>
       <w:pPr>
         <w:pStyle w:val="Heading2"/>
@@ -896,7 +997,7 @@
         <w:t xml:space="preserve">Article V — Tax Matters</w:t>
       </w:r>
     </w:p>
-    <w:bookmarkStart w:id="32" w:name="disregarded-entity-default"/>
+    <w:bookmarkStart w:id="43" w:name="disregarded-entity-default"/>
     <w:p>
       <w:pPr>
         <w:pStyle w:val="Heading3"/>
@@ -917,8 +1018,8 @@
       </w:r>
       <w:r>
         <w:rPr>
-          <w:b/>
-          <w:bCs/>
+          <w:bCs/>
+          <w:b/>
         </w:rPr>
         <w:t xml:space="preserve">disregarded entity</w:t>
       </w:r>
@@ -929,8 +1030,8 @@
         <w:t xml:space="preserve">for U.S. federal income tax purposes under Treasury Regulation § 301.7701-3. All items of income, gain, loss, deduction, and credit are reported on the Member’s individual federal income tax return (IRS Form 1040, Schedule C or similar).</w:t>
       </w:r>
     </w:p>
-    <w:bookmarkEnd w:id="32"/>
-    <w:bookmarkStart w:id="33" w:name="california-tax-treatment"/>
+    <w:bookmarkEnd w:id="43"/>
+    <w:bookmarkStart w:id="44" w:name="california-tax-treatment"/>
     <w:p>
       <w:pPr>
         <w:pStyle w:val="Heading3"/>
@@ -951,8 +1052,8 @@
       </w:r>
       <w:r>
         <w:rPr>
-          <w:b/>
-          <w:bCs/>
+          <w:bCs/>
+          <w:b/>
         </w:rPr>
         <w:t xml:space="preserve">annual LLC franchise tax of $800</w:t>
       </w:r>
@@ -967,8 +1068,8 @@
       </w:r>
       <w:r>
         <w:rPr>
-          <w:b/>
-          <w:bCs/>
+          <w:bCs/>
+          <w:b/>
         </w:rPr>
         <w:t xml:space="preserve">LLC fee</w:t>
       </w:r>
@@ -979,8 +1080,8 @@
         <w:t xml:space="preserve">based on total California-source income (Cal. Rev. &amp; Tax. Code § 17942). The Member shall file all required California returns.</w:t>
       </w:r>
     </w:p>
-    <w:bookmarkEnd w:id="33"/>
-    <w:bookmarkStart w:id="34" w:name="X3de4ffadad23c0c3cf92279f33066a4ce83e2c5"/>
+    <w:bookmarkEnd w:id="44"/>
+    <w:bookmarkStart w:id="45" w:name="X3de4ffadad23c0c3cf92279f33066a4ce83e2c5"/>
     <w:p>
       <w:pPr>
         <w:pStyle w:val="Heading3"/>
@@ -997,8 +1098,8 @@
         <w:t xml:space="preserve">The Member may elect to have the Company classified for federal tax purposes as a corporation by filing IRS Form 8832, and may further elect S-corporation status by filing IRS Form 2553. Such election shall be documented by a written resolution of the Member and reflected in the Company’s books.</w:t>
       </w:r>
     </w:p>
-    <w:bookmarkEnd w:id="34"/>
-    <w:bookmarkStart w:id="35" w:name="tax-year"/>
+    <w:bookmarkEnd w:id="45"/>
+    <w:bookmarkStart w:id="46" w:name="tax-year"/>
     <w:p>
       <w:pPr>
         <w:pStyle w:val="Heading3"/>
@@ -1019,8 +1120,8 @@
       </w:r>
       <w:r>
         <w:rPr>
-          <w:b/>
-          <w:bCs/>
+          <w:bCs/>
+          <w:b/>
         </w:rPr>
         <w:t xml:space="preserve">calendar year</w:t>
       </w:r>
@@ -1031,8 +1132,8 @@
         <w:t xml:space="preserve">unless otherwise required by the Internal Revenue Code.</w:t>
       </w:r>
     </w:p>
-    <w:bookmarkEnd w:id="35"/>
-    <w:bookmarkStart w:id="36" w:name="tax-records"/>
+    <w:bookmarkEnd w:id="46"/>
+    <w:bookmarkStart w:id="47" w:name="tax-records"/>
     <w:p>
       <w:pPr>
         <w:pStyle w:val="Heading3"/>
@@ -1053,8 +1154,8 @@
       </w:r>
       <w:r>
         <w:rPr>
-          <w:b/>
-          <w:bCs/>
+          <w:bCs/>
+          <w:b/>
         </w:rPr>
         <w:t xml:space="preserve">seven (7) years</w:t>
       </w:r>
@@ -1069,9 +1170,9 @@
         </w:pict>
       </w:r>
     </w:p>
-    <w:bookmarkEnd w:id="36"/>
-    <w:bookmarkEnd w:id="37"/>
-    <w:bookmarkStart w:id="51" w:name="article-vi-management"/>
+    <w:bookmarkEnd w:id="47"/>
+    <w:bookmarkEnd w:id="48"/>
+    <w:bookmarkStart w:id="62" w:name="article-vi-management"/>
     <w:p>
       <w:pPr>
         <w:pStyle w:val="Heading2"/>
@@ -1080,7 +1181,7 @@
         <w:t xml:space="preserve">Article VI — Management</w:t>
       </w:r>
     </w:p>
-    <w:bookmarkStart w:id="38" w:name="member-managed"/>
+    <w:bookmarkStart w:id="49" w:name="member-managed"/>
     <w:p>
       <w:pPr>
         <w:pStyle w:val="Heading3"/>
@@ -1101,8 +1202,8 @@
       </w:r>
       <w:r>
         <w:rPr>
-          <w:b/>
-          <w:bCs/>
+          <w:bCs/>
+          <w:b/>
         </w:rPr>
         <w:t xml:space="preserve">member-managed</w:t>
       </w:r>
@@ -1110,8 +1211,8 @@
         <w:t xml:space="preserve">. The Member has full and exclusive authority to manage and control the Company’s business and affairs and to make all decisions on behalf of the Company.</w:t>
       </w:r>
     </w:p>
-    <w:bookmarkEnd w:id="38"/>
-    <w:bookmarkStart w:id="39" w:name="powers-of-the-member"/>
+    <w:bookmarkEnd w:id="49"/>
+    <w:bookmarkStart w:id="50" w:name="powers-of-the-member"/>
     <w:p>
       <w:pPr>
         <w:pStyle w:val="Heading3"/>
@@ -1130,11 +1231,11 @@
     </w:p>
     <w:p>
       <w:pPr>
-        <w:pStyle w:val="Compact"/>
         <w:numPr>
           <w:ilvl w:val="0"/>
           <w:numId w:val="1003"/>
         </w:numPr>
+        <w:pStyle w:val="Compact"/>
       </w:pPr>
       <w:r>
         <w:t xml:space="preserve">Execute contracts and agreements on behalf of the Company;</w:t>
@@ -1142,11 +1243,11 @@
     </w:p>
     <w:p>
       <w:pPr>
-        <w:pStyle w:val="Compact"/>
         <w:numPr>
           <w:ilvl w:val="0"/>
           <w:numId w:val="1003"/>
         </w:numPr>
+        <w:pStyle w:val="Compact"/>
       </w:pPr>
       <w:r>
         <w:t xml:space="preserve">Open and close bank accounts and credit accounts;</w:t>
@@ -1154,11 +1255,11 @@
     </w:p>
     <w:p>
       <w:pPr>
-        <w:pStyle w:val="Compact"/>
         <w:numPr>
           <w:ilvl w:val="0"/>
           <w:numId w:val="1003"/>
         </w:numPr>
+        <w:pStyle w:val="Compact"/>
       </w:pPr>
       <w:r>
         <w:t xml:space="preserve">Hire and terminate employees, contractors, and service providers;</w:t>
@@ -1166,11 +1267,11 @@
     </w:p>
     <w:p>
       <w:pPr>
-        <w:pStyle w:val="Compact"/>
         <w:numPr>
           <w:ilvl w:val="0"/>
           <w:numId w:val="1003"/>
         </w:numPr>
+        <w:pStyle w:val="Compact"/>
       </w:pPr>
       <w:r>
         <w:t xml:space="preserve">Acquire, hold, and dispose of property of any kind;</w:t>
@@ -1178,11 +1279,11 @@
     </w:p>
     <w:p>
       <w:pPr>
-        <w:pStyle w:val="Compact"/>
         <w:numPr>
           <w:ilvl w:val="0"/>
           <w:numId w:val="1003"/>
         </w:numPr>
+        <w:pStyle w:val="Compact"/>
       </w:pPr>
       <w:r>
         <w:t xml:space="preserve">Borrow money and grant security interests in Company property;</w:t>
@@ -1190,11 +1291,11 @@
     </w:p>
     <w:p>
       <w:pPr>
-        <w:pStyle w:val="Compact"/>
         <w:numPr>
           <w:ilvl w:val="0"/>
           <w:numId w:val="1003"/>
         </w:numPr>
+        <w:pStyle w:val="Compact"/>
       </w:pPr>
       <w:r>
         <w:t xml:space="preserve">Bring or defend legal actions on behalf of the Company;</w:t>
@@ -1202,11 +1303,11 @@
     </w:p>
     <w:p>
       <w:pPr>
-        <w:pStyle w:val="Compact"/>
         <w:numPr>
           <w:ilvl w:val="0"/>
           <w:numId w:val="1003"/>
         </w:numPr>
+        <w:pStyle w:val="Compact"/>
       </w:pPr>
       <w:r>
         <w:t xml:space="preserve">Adopt company policies, including data security, privacy, and risk-management policies;</w:t>
@@ -1214,11 +1315,11 @@
     </w:p>
     <w:p>
       <w:pPr>
-        <w:pStyle w:val="Compact"/>
         <w:numPr>
           <w:ilvl w:val="0"/>
           <w:numId w:val="1003"/>
         </w:numPr>
+        <w:pStyle w:val="Compact"/>
       </w:pPr>
       <w:r>
         <w:t xml:space="preserve">Engage attorneys, accountants, consultants, and other professionals;</w:t>
@@ -1226,11 +1327,11 @@
     </w:p>
     <w:p>
       <w:pPr>
-        <w:pStyle w:val="Compact"/>
         <w:numPr>
           <w:ilvl w:val="0"/>
           <w:numId w:val="1003"/>
         </w:numPr>
+        <w:pStyle w:val="Compact"/>
       </w:pPr>
       <w:r>
         <w:t xml:space="preserve">Make and revoke tax elections; and</w:t>
@@ -1238,18 +1339,18 @@
     </w:p>
     <w:p>
       <w:pPr>
-        <w:pStyle w:val="Compact"/>
         <w:numPr>
           <w:ilvl w:val="0"/>
           <w:numId w:val="1003"/>
         </w:numPr>
+        <w:pStyle w:val="Compact"/>
       </w:pPr>
       <w:r>
         <w:t xml:space="preserve">Take any other action permitted by the Act or this Agreement.</w:t>
       </w:r>
     </w:p>
-    <w:bookmarkEnd w:id="39"/>
-    <w:bookmarkStart w:id="43" w:name="signature-authority"/>
+    <w:bookmarkEnd w:id="50"/>
+    <w:bookmarkStart w:id="54" w:name="signature-authority"/>
     <w:p>
       <w:pPr>
         <w:pStyle w:val="Heading3"/>
@@ -1258,7 +1359,7 @@
         <w:t xml:space="preserve">6.3 Signature Authority</w:t>
       </w:r>
     </w:p>
-    <w:bookmarkStart w:id="40" w:name="member-as-primary-signatory"/>
+    <w:bookmarkStart w:id="51" w:name="member-as-primary-signatory"/>
     <w:p>
       <w:pPr>
         <w:pStyle w:val="Heading4"/>
@@ -1275,8 +1376,8 @@
         <w:t xml:space="preserve">The Member is the authorized signatory for the Company for all matters.</w:t>
       </w:r>
     </w:p>
-    <w:bookmarkEnd w:id="40"/>
-    <w:bookmarkStart w:id="41" w:name="delegation-of-signature-authority"/>
+    <w:bookmarkEnd w:id="51"/>
+    <w:bookmarkStart w:id="52" w:name="delegation-of-signature-authority"/>
     <w:p>
       <w:pPr>
         <w:pStyle w:val="Heading4"/>
@@ -1290,31 +1391,40 @@
         <w:pStyle w:val="FirstParagraph"/>
       </w:pPr>
       <w:r>
-        <w:t xml:space="preserve">The Member may, by written delegation, authorize one or more individuals (each a “</w:t>
-      </w:r>
-      <w:r>
-        <w:rPr>
-          <w:b/>
-          <w:bCs/>
+        <w:t xml:space="preserve">The Member may, by written delegation, authorize one or more individuals (each a</w:t>
+      </w:r>
+      <w:r>
+        <w:t xml:space="preserve"> </w:t>
+      </w:r>
+      <w:r>
+        <w:t xml:space="preserve">“</w:t>
+      </w:r>
+      <w:r>
+        <w:rPr>
+          <w:bCs/>
+          <w:b/>
         </w:rPr>
         <w:t xml:space="preserve">Authorized Signatory</w:t>
       </w:r>
       <w:r>
-        <w:t xml:space="preserve">”) to execute specific categories of documents on behalf of the Company. Each delegation shall specify:</w:t>
-      </w:r>
-    </w:p>
-    <w:p>
-      <w:pPr>
-        <w:pStyle w:val="Compact"/>
+        <w:t xml:space="preserve">”</w:t>
+      </w:r>
+      <w:r>
+        <w:t xml:space="preserve">) to execute specific categories of documents on behalf of the Company. Each delegation shall specify:</w:t>
+      </w:r>
+    </w:p>
+    <w:p>
+      <w:pPr>
         <w:numPr>
           <w:ilvl w:val="0"/>
           <w:numId w:val="1004"/>
         </w:numPr>
-      </w:pPr>
-      <w:r>
-        <w:rPr>
-          <w:b/>
-          <w:bCs/>
+        <w:pStyle w:val="Compact"/>
+      </w:pPr>
+      <w:r>
+        <w:rPr>
+          <w:bCs/>
+          <w:b/>
         </w:rPr>
         <w:t xml:space="preserve">The name and title</w:t>
       </w:r>
@@ -1327,16 +1437,16 @@
     </w:p>
     <w:p>
       <w:pPr>
-        <w:pStyle w:val="Compact"/>
         <w:numPr>
           <w:ilvl w:val="0"/>
           <w:numId w:val="1004"/>
         </w:numPr>
-      </w:pPr>
-      <w:r>
-        <w:rPr>
-          <w:b/>
-          <w:bCs/>
+        <w:pStyle w:val="Compact"/>
+      </w:pPr>
+      <w:r>
+        <w:rPr>
+          <w:bCs/>
+          <w:b/>
         </w:rPr>
         <w:t xml:space="preserve">The categories of documents</w:t>
       </w:r>
@@ -1349,16 +1459,16 @@
     </w:p>
     <w:p>
       <w:pPr>
-        <w:pStyle w:val="Compact"/>
         <w:numPr>
           <w:ilvl w:val="0"/>
           <w:numId w:val="1004"/>
         </w:numPr>
-      </w:pPr>
-      <w:r>
-        <w:rPr>
-          <w:b/>
-          <w:bCs/>
+        <w:pStyle w:val="Compact"/>
+      </w:pPr>
+      <w:r>
+        <w:rPr>
+          <w:bCs/>
+          <w:b/>
         </w:rPr>
         <w:t xml:space="preserve">Any monetary limits</w:t>
       </w:r>
@@ -1371,16 +1481,16 @@
     </w:p>
     <w:p>
       <w:pPr>
-        <w:pStyle w:val="Compact"/>
         <w:numPr>
           <w:ilvl w:val="0"/>
           <w:numId w:val="1004"/>
         </w:numPr>
-      </w:pPr>
-      <w:r>
-        <w:rPr>
-          <w:b/>
-          <w:bCs/>
+        <w:pStyle w:val="Compact"/>
+      </w:pPr>
+      <w:r>
+        <w:rPr>
+          <w:bCs/>
+          <w:b/>
         </w:rPr>
         <w:t xml:space="preserve">The effective date and term</w:t>
       </w:r>
@@ -1393,16 +1503,16 @@
     </w:p>
     <w:p>
       <w:pPr>
-        <w:pStyle w:val="Compact"/>
         <w:numPr>
           <w:ilvl w:val="0"/>
           <w:numId w:val="1004"/>
         </w:numPr>
-      </w:pPr>
-      <w:r>
-        <w:rPr>
-          <w:b/>
-          <w:bCs/>
+        <w:pStyle w:val="Compact"/>
+      </w:pPr>
+      <w:r>
+        <w:rPr>
+          <w:bCs/>
+          <w:b/>
         </w:rPr>
         <w:t xml:space="preserve">Conditions for revocation</w:t>
       </w:r>
@@ -1421,8 +1531,8 @@
         <w:t xml:space="preserve">The Member may revoke any delegation at any time, with or without notice, by written notice to the Authorized Signatory.</w:t>
       </w:r>
     </w:p>
-    <w:bookmarkEnd w:id="41"/>
-    <w:bookmarkStart w:id="42" w:name="reserved-matters-member-only"/>
+    <w:bookmarkEnd w:id="52"/>
+    <w:bookmarkStart w:id="53" w:name="reserved-matters-member-only"/>
     <w:p>
       <w:pPr>
         <w:pStyle w:val="Heading4"/>
@@ -1441,11 +1551,11 @@
     </w:p>
     <w:p>
       <w:pPr>
-        <w:pStyle w:val="Compact"/>
         <w:numPr>
           <w:ilvl w:val="0"/>
           <w:numId w:val="1005"/>
         </w:numPr>
+        <w:pStyle w:val="Compact"/>
       </w:pPr>
       <w:r>
         <w:t xml:space="preserve">Any document executing or modifying a contract with a value over</w:t>
@@ -1455,8 +1565,8 @@
       </w:r>
       <w:r>
         <w:rPr>
-          <w:b/>
-          <w:bCs/>
+          <w:bCs/>
+          <w:b/>
         </w:rPr>
         <w:t xml:space="preserve">$25,000</w:t>
       </w:r>
@@ -1466,11 +1576,11 @@
     </w:p>
     <w:p>
       <w:pPr>
-        <w:pStyle w:val="Compact"/>
         <w:numPr>
           <w:ilvl w:val="0"/>
           <w:numId w:val="1005"/>
         </w:numPr>
+        <w:pStyle w:val="Compact"/>
       </w:pPr>
       <w:r>
         <w:t xml:space="preserve">Any pledge, lien, mortgage, or other encumbrance on Company assets;</w:t>
@@ -1478,11 +1588,11 @@
     </w:p>
     <w:p>
       <w:pPr>
-        <w:pStyle w:val="Compact"/>
         <w:numPr>
           <w:ilvl w:val="0"/>
           <w:numId w:val="1005"/>
         </w:numPr>
+        <w:pStyle w:val="Compact"/>
       </w:pPr>
       <w:r>
         <w:t xml:space="preserve">Any loan or guarantee by the Company;</w:t>
@@ -1490,11 +1600,11 @@
     </w:p>
     <w:p>
       <w:pPr>
-        <w:pStyle w:val="Compact"/>
         <w:numPr>
           <w:ilvl w:val="0"/>
           <w:numId w:val="1005"/>
         </w:numPr>
+        <w:pStyle w:val="Compact"/>
       </w:pPr>
       <w:r>
         <w:t xml:space="preserve">Any agreement with a related party of the Member;</w:t>
@@ -1502,11 +1612,11 @@
     </w:p>
     <w:p>
       <w:pPr>
-        <w:pStyle w:val="Compact"/>
         <w:numPr>
           <w:ilvl w:val="0"/>
           <w:numId w:val="1005"/>
         </w:numPr>
+        <w:pStyle w:val="Compact"/>
       </w:pPr>
       <w:r>
         <w:t xml:space="preserve">Any tax election under IRS Form 8832 or 2553;</w:t>
@@ -1514,11 +1624,11 @@
     </w:p>
     <w:p>
       <w:pPr>
-        <w:pStyle w:val="Compact"/>
         <w:numPr>
           <w:ilvl w:val="0"/>
           <w:numId w:val="1005"/>
         </w:numPr>
+        <w:pStyle w:val="Compact"/>
       </w:pPr>
       <w:r>
         <w:t xml:space="preserve">Any transaction involving the sale, merger, or material change in control of the Company;</w:t>
@@ -1526,11 +1636,11 @@
     </w:p>
     <w:p>
       <w:pPr>
-        <w:pStyle w:val="Compact"/>
         <w:numPr>
           <w:ilvl w:val="0"/>
           <w:numId w:val="1005"/>
         </w:numPr>
+        <w:pStyle w:val="Compact"/>
       </w:pPr>
       <w:r>
         <w:t xml:space="preserve">Any settlement of litigation exceeding</w:t>
@@ -1540,8 +1650,8 @@
       </w:r>
       <w:r>
         <w:rPr>
-          <w:b/>
-          <w:bCs/>
+          <w:bCs/>
+          <w:b/>
         </w:rPr>
         <w:t xml:space="preserve">$10,000</w:t>
       </w:r>
@@ -1551,19 +1661,19 @@
     </w:p>
     <w:p>
       <w:pPr>
-        <w:pStyle w:val="Compact"/>
         <w:numPr>
           <w:ilvl w:val="0"/>
           <w:numId w:val="1005"/>
         </w:numPr>
+        <w:pStyle w:val="Compact"/>
       </w:pPr>
       <w:r>
         <w:t xml:space="preserve">Any change to this Operating Agreement.</w:t>
       </w:r>
     </w:p>
-    <w:bookmarkEnd w:id="42"/>
-    <w:bookmarkEnd w:id="43"/>
-    <w:bookmarkStart w:id="44" w:name="compensation"/>
+    <w:bookmarkEnd w:id="53"/>
+    <w:bookmarkEnd w:id="54"/>
+    <w:bookmarkStart w:id="55" w:name="compensation"/>
     <w:p>
       <w:pPr>
         <w:pStyle w:val="Heading3"/>
@@ -1584,8 +1694,8 @@
       </w:r>
       <w:r>
         <w:rPr>
-          <w:b/>
-          <w:bCs/>
+          <w:bCs/>
+          <w:b/>
         </w:rPr>
         <w:t xml:space="preserve">reasonable compensation</w:t>
       </w:r>
@@ -1596,8 +1706,8 @@
         <w:t xml:space="preserve">for services performed for the Company. If the Company elects S-corporation tax treatment, the Member shall receive a reasonable salary via W-2, in compliance with IRS guidance for S-corp owner-employees.</w:t>
       </w:r>
     </w:p>
-    <w:bookmarkEnd w:id="44"/>
-    <w:bookmarkStart w:id="45" w:name="reimbursement"/>
+    <w:bookmarkEnd w:id="55"/>
+    <w:bookmarkStart w:id="56" w:name="reimbursement"/>
     <w:p>
       <w:pPr>
         <w:pStyle w:val="Heading3"/>
@@ -1614,8 +1724,8 @@
         <w:t xml:space="preserve">The Member is entitled to be reimbursed for reasonable expenses incurred on the Company’s behalf, supported by appropriate documentation.</w:t>
       </w:r>
     </w:p>
-    <w:bookmarkEnd w:id="45"/>
-    <w:bookmarkStart w:id="50" w:name="conflicts-of-interest"/>
+    <w:bookmarkEnd w:id="56"/>
+    <w:bookmarkStart w:id="61" w:name="conflicts-of-interest"/>
     <w:p>
       <w:pPr>
         <w:pStyle w:val="Heading3"/>
@@ -1624,7 +1734,7 @@
         <w:t xml:space="preserve">6.6 Conflicts of Interest</w:t>
       </w:r>
     </w:p>
-    <w:bookmarkStart w:id="46" w:name="disclosure"/>
+    <w:bookmarkStart w:id="57" w:name="disclosure"/>
     <w:p>
       <w:pPr>
         <w:pStyle w:val="Heading4"/>
@@ -1641,8 +1751,8 @@
         <w:t xml:space="preserve">The Member shall disclose, in writing to the Company’s books and records, any transaction between the Member (or any affiliate of the Member) and the Company that is not on arms-length terms.</w:t>
       </w:r>
     </w:p>
-    <w:bookmarkEnd w:id="46"/>
-    <w:bookmarkStart w:id="47" w:name="related-party-transactions"/>
+    <w:bookmarkEnd w:id="57"/>
+    <w:bookmarkStart w:id="58" w:name="related-party-transactions"/>
     <w:p>
       <w:pPr>
         <w:pStyle w:val="Heading4"/>
@@ -1661,11 +1771,11 @@
     </w:p>
     <w:p>
       <w:pPr>
-        <w:pStyle w:val="Compact"/>
         <w:numPr>
           <w:ilvl w:val="0"/>
           <w:numId w:val="1006"/>
         </w:numPr>
+        <w:pStyle w:val="Compact"/>
       </w:pPr>
       <w:r>
         <w:t xml:space="preserve">Must be on</w:t>
@@ -1675,8 +1785,8 @@
       </w:r>
       <w:r>
         <w:rPr>
-          <w:b/>
-          <w:bCs/>
+          <w:bCs/>
+          <w:b/>
         </w:rPr>
         <w:t xml:space="preserve">arms-length terms</w:t>
       </w:r>
@@ -1689,11 +1799,11 @@
     </w:p>
     <w:p>
       <w:pPr>
-        <w:pStyle w:val="Compact"/>
         <w:numPr>
           <w:ilvl w:val="0"/>
           <w:numId w:val="1006"/>
         </w:numPr>
+        <w:pStyle w:val="Compact"/>
       </w:pPr>
       <w:r>
         <w:t xml:space="preserve">Must be</w:t>
@@ -1703,8 +1813,8 @@
       </w:r>
       <w:r>
         <w:rPr>
-          <w:b/>
-          <w:bCs/>
+          <w:bCs/>
+          <w:b/>
         </w:rPr>
         <w:t xml:space="preserve">documented in writing</w:t>
       </w:r>
@@ -1717,11 +1827,11 @@
     </w:p>
     <w:p>
       <w:pPr>
-        <w:pStyle w:val="Compact"/>
         <w:numPr>
           <w:ilvl w:val="0"/>
           <w:numId w:val="1006"/>
         </w:numPr>
+        <w:pStyle w:val="Compact"/>
       </w:pPr>
       <w:r>
         <w:t xml:space="preserve">Must be</w:t>
@@ -1731,8 +1841,8 @@
       </w:r>
       <w:r>
         <w:rPr>
-          <w:b/>
-          <w:bCs/>
+          <w:bCs/>
+          <w:b/>
         </w:rPr>
         <w:t xml:space="preserve">recorded in the Company’s books</w:t>
       </w:r>
@@ -1742,11 +1852,11 @@
     </w:p>
     <w:p>
       <w:pPr>
-        <w:pStyle w:val="Compact"/>
         <w:numPr>
           <w:ilvl w:val="0"/>
           <w:numId w:val="1006"/>
         </w:numPr>
+        <w:pStyle w:val="Compact"/>
       </w:pPr>
       <w:r>
         <w:t xml:space="preserve">For transactions exceeding</w:t>
@@ -1756,8 +1866,8 @@
       </w:r>
       <w:r>
         <w:rPr>
-          <w:b/>
-          <w:bCs/>
+          <w:bCs/>
+          <w:b/>
         </w:rPr>
         <w:t xml:space="preserve">$5,000</w:t>
       </w:r>
@@ -1768,8 +1878,8 @@
         <w:t xml:space="preserve">in aggregate annual value, must include a memorandum explaining the business purpose, the fairness of the terms, and the basis for the Member’s conclusion that the terms are arms-length.</w:t>
       </w:r>
     </w:p>
-    <w:bookmarkEnd w:id="47"/>
-    <w:bookmarkStart w:id="48" w:name="outside-activities"/>
+    <w:bookmarkEnd w:id="58"/>
+    <w:bookmarkStart w:id="59" w:name="outside-activities"/>
     <w:p>
       <w:pPr>
         <w:pStyle w:val="Heading4"/>
@@ -1786,8 +1896,8 @@
         <w:t xml:space="preserve">The Member may engage in other business activities, including activities that may compete with the Company. The Member is not obligated to present any business opportunity to the Company, except where doing so would breach a specific fiduciary duty owed to the Company or violate applicable law. The Member shall avoid using Company confidential information, Company resources, or Company time for personal business outside the Company.</w:t>
       </w:r>
     </w:p>
-    <w:bookmarkEnd w:id="48"/>
-    <w:bookmarkStart w:id="49" w:name="future-multi-member-considerations"/>
+    <w:bookmarkEnd w:id="59"/>
+    <w:bookmarkStart w:id="60" w:name="future-multi-member-considerations"/>
     <w:p>
       <w:pPr>
         <w:pStyle w:val="Heading4"/>
@@ -1811,10 +1921,10 @@
         </w:pict>
       </w:r>
     </w:p>
-    <w:bookmarkEnd w:id="49"/>
-    <w:bookmarkEnd w:id="50"/>
-    <w:bookmarkEnd w:id="51"/>
-    <w:bookmarkStart w:id="58" w:name="X07676843c2be8c0161b2d94758f1661fc17122b"/>
+    <w:bookmarkEnd w:id="60"/>
+    <w:bookmarkEnd w:id="61"/>
+    <w:bookmarkEnd w:id="62"/>
+    <w:bookmarkStart w:id="69" w:name="X07676843c2be8c0161b2d94758f1661fc17122b"/>
     <w:p>
       <w:pPr>
         <w:pStyle w:val="Heading2"/>
@@ -1823,7 +1933,7 @@
         <w:t xml:space="preserve">Article VII — Banking, Books, and Separation of Assets</w:t>
       </w:r>
     </w:p>
-    <w:bookmarkStart w:id="52" w:name="separate-bank-accounts"/>
+    <w:bookmarkStart w:id="63" w:name="separate-bank-accounts"/>
     <w:p>
       <w:pPr>
         <w:pStyle w:val="Heading3"/>
@@ -1844,8 +1954,8 @@
       </w:r>
       <w:r>
         <w:rPr>
-          <w:b/>
-          <w:bCs/>
+          <w:bCs/>
+          <w:b/>
         </w:rPr>
         <w:t xml:space="preserve">No commingling of Company and personal funds is permitted.</w:t>
       </w:r>
@@ -1856,8 +1966,8 @@
         <w:t xml:space="preserve">All Company income shall be deposited into Company accounts; all Company expenses shall be paid from Company accounts.</w:t>
       </w:r>
     </w:p>
-    <w:bookmarkEnd w:id="52"/>
-    <w:bookmarkStart w:id="53" w:name="books-and-records"/>
+    <w:bookmarkEnd w:id="63"/>
+    <w:bookmarkStart w:id="64" w:name="books-and-records"/>
     <w:p>
       <w:pPr>
         <w:pStyle w:val="Heading3"/>
@@ -1876,11 +1986,11 @@
     </w:p>
     <w:p>
       <w:pPr>
-        <w:pStyle w:val="Compact"/>
         <w:numPr>
           <w:ilvl w:val="0"/>
           <w:numId w:val="1007"/>
         </w:numPr>
+        <w:pStyle w:val="Compact"/>
       </w:pPr>
       <w:r>
         <w:t xml:space="preserve">Financial statements;</w:t>
@@ -1888,11 +1998,11 @@
     </w:p>
     <w:p>
       <w:pPr>
-        <w:pStyle w:val="Compact"/>
         <w:numPr>
           <w:ilvl w:val="0"/>
           <w:numId w:val="1007"/>
         </w:numPr>
+        <w:pStyle w:val="Compact"/>
       </w:pPr>
       <w:r>
         <w:t xml:space="preserve">Tax returns;</w:t>
@@ -1900,11 +2010,11 @@
     </w:p>
     <w:p>
       <w:pPr>
-        <w:pStyle w:val="Compact"/>
         <w:numPr>
           <w:ilvl w:val="0"/>
           <w:numId w:val="1007"/>
         </w:numPr>
+        <w:pStyle w:val="Compact"/>
       </w:pPr>
       <w:r>
         <w:t xml:space="preserve">Bank and credit-card statements;</w:t>
@@ -1912,11 +2022,11 @@
     </w:p>
     <w:p>
       <w:pPr>
-        <w:pStyle w:val="Compact"/>
         <w:numPr>
           <w:ilvl w:val="0"/>
           <w:numId w:val="1007"/>
         </w:numPr>
+        <w:pStyle w:val="Compact"/>
       </w:pPr>
       <w:r>
         <w:t xml:space="preserve">Contracts and agreements;</w:t>
@@ -1924,11 +2034,11 @@
     </w:p>
     <w:p>
       <w:pPr>
-        <w:pStyle w:val="Compact"/>
         <w:numPr>
           <w:ilvl w:val="0"/>
           <w:numId w:val="1007"/>
         </w:numPr>
+        <w:pStyle w:val="Compact"/>
       </w:pPr>
       <w:r>
         <w:t xml:space="preserve">Member resolutions and consents;</w:t>
@@ -1936,11 +2046,11 @@
     </w:p>
     <w:p>
       <w:pPr>
-        <w:pStyle w:val="Compact"/>
         <w:numPr>
           <w:ilvl w:val="0"/>
           <w:numId w:val="1007"/>
         </w:numPr>
+        <w:pStyle w:val="Compact"/>
       </w:pPr>
       <w:r>
         <w:t xml:space="preserve">Articles of Organization, Statements of Information, and this Agreement;</w:t>
@@ -1948,11 +2058,11 @@
     </w:p>
     <w:p>
       <w:pPr>
-        <w:pStyle w:val="Compact"/>
         <w:numPr>
           <w:ilvl w:val="0"/>
           <w:numId w:val="1007"/>
         </w:numPr>
+        <w:pStyle w:val="Compact"/>
       </w:pPr>
       <w:r>
         <w:t xml:space="preserve">Delegations of signature authority and revocations (Section 6.3);</w:t>
@@ -1960,11 +2070,11 @@
     </w:p>
     <w:p>
       <w:pPr>
-        <w:pStyle w:val="Compact"/>
         <w:numPr>
           <w:ilvl w:val="0"/>
           <w:numId w:val="1007"/>
         </w:numPr>
+        <w:pStyle w:val="Compact"/>
       </w:pPr>
       <w:r>
         <w:t xml:space="preserve">Disclosures of related-party transactions (Section 6.6);</w:t>
@@ -1972,11 +2082,11 @@
     </w:p>
     <w:p>
       <w:pPr>
-        <w:pStyle w:val="Compact"/>
         <w:numPr>
           <w:ilvl w:val="0"/>
           <w:numId w:val="1007"/>
         </w:numPr>
+        <w:pStyle w:val="Compact"/>
       </w:pPr>
       <w:r>
         <w:t xml:space="preserve">Records of Pro Independent Contractor Agreements executed, with electronic signatures;</w:t>
@@ -1984,11 +2094,11 @@
     </w:p>
     <w:p>
       <w:pPr>
-        <w:pStyle w:val="Compact"/>
         <w:numPr>
           <w:ilvl w:val="0"/>
           <w:numId w:val="1007"/>
         </w:numPr>
+        <w:pStyle w:val="Compact"/>
       </w:pPr>
       <w:r>
         <w:t xml:space="preserve">Privacy and security incident logs;</w:t>
@@ -1996,11 +2106,11 @@
     </w:p>
     <w:p>
       <w:pPr>
-        <w:pStyle w:val="Compact"/>
         <w:numPr>
           <w:ilvl w:val="0"/>
           <w:numId w:val="1007"/>
         </w:numPr>
+        <w:pStyle w:val="Compact"/>
       </w:pPr>
       <w:r>
         <w:t xml:space="preserve">Such other records as required by</w:t>
@@ -2010,8 +2120,8 @@
       </w:r>
       <w:r>
         <w:rPr>
-          <w:b/>
-          <w:bCs/>
+          <w:bCs/>
+          <w:b/>
         </w:rPr>
         <w:t xml:space="preserve">Cal. Corp. Code § 17701.13</w:t>
       </w:r>
@@ -2019,8 +2129,8 @@
         <w:t xml:space="preserve">.</w:t>
       </w:r>
     </w:p>
-    <w:bookmarkEnd w:id="53"/>
-    <w:bookmarkStart w:id="54" w:name="location-of-books-and-records"/>
+    <w:bookmarkEnd w:id="64"/>
+    <w:bookmarkStart w:id="65" w:name="location-of-books-and-records"/>
     <w:p>
       <w:pPr>
         <w:pStyle w:val="Heading3"/>
@@ -2041,8 +2151,8 @@
       </w:r>
       <w:r>
         <w:rPr>
-          <w:b/>
-          <w:bCs/>
+          <w:bCs/>
+          <w:b/>
         </w:rPr>
         <w:t xml:space="preserve">principal office</w:t>
       </w:r>
@@ -2053,8 +2163,8 @@
         <w:t xml:space="preserve">of the Company (or, if electronic, on a secure cloud-storage system to which the Member has primary access, with at least one offsite backup). The Member shall ensure books and records are reasonably accessible for inspection, audit, or compliance purposes.</w:t>
       </w:r>
     </w:p>
-    <w:bookmarkEnd w:id="54"/>
-    <w:bookmarkStart w:id="55" w:name="inspection"/>
+    <w:bookmarkEnd w:id="65"/>
+    <w:bookmarkStart w:id="66" w:name="inspection"/>
     <w:p>
       <w:pPr>
         <w:pStyle w:val="Heading3"/>
@@ -2071,8 +2181,8 @@
         <w:t xml:space="preserve">The Member may inspect the Company’s books and records at any time.</w:t>
       </w:r>
     </w:p>
-    <w:bookmarkEnd w:id="55"/>
-    <w:bookmarkStart w:id="56" w:name="annual-statement"/>
+    <w:bookmarkEnd w:id="66"/>
+    <w:bookmarkStart w:id="67" w:name="annual-statement"/>
     <w:p>
       <w:pPr>
         <w:pStyle w:val="Heading3"/>
@@ -2089,8 +2199,8 @@
         <w:t xml:space="preserve">The Member shall cause an annual financial statement to be prepared (which may be a simple profit-and-loss statement and balance sheet for tax purposes).</w:t>
       </w:r>
     </w:p>
-    <w:bookmarkEnd w:id="56"/>
-    <w:bookmarkStart w:id="57" w:name="conduct-of-business-in-company-name"/>
+    <w:bookmarkEnd w:id="67"/>
+    <w:bookmarkStart w:id="68" w:name="conduct-of-business-in-company-name"/>
     <w:p>
       <w:pPr>
         <w:pStyle w:val="Heading3"/>
@@ -2111,8 +2221,8 @@
       </w:r>
       <w:r>
         <w:rPr>
-          <w:b/>
-          <w:bCs/>
+          <w:bCs/>
+          <w:b/>
         </w:rPr>
         <w:t xml:space="preserve">PureTask LLC</w:t>
       </w:r>
@@ -2127,9 +2237,9 @@
         </w:pict>
       </w:r>
     </w:p>
-    <w:bookmarkEnd w:id="57"/>
-    <w:bookmarkEnd w:id="58"/>
-    <w:bookmarkStart w:id="62" w:name="article-viii-indemnification"/>
+    <w:bookmarkEnd w:id="68"/>
+    <w:bookmarkEnd w:id="69"/>
+    <w:bookmarkStart w:id="73" w:name="article-viii-indemnification"/>
     <w:p>
       <w:pPr>
         <w:pStyle w:val="Heading2"/>
@@ -2138,7 +2248,7 @@
         <w:t xml:space="preserve">Article VIII — Indemnification</w:t>
       </w:r>
     </w:p>
-    <w:bookmarkStart w:id="59" w:name="indemnification-of-member"/>
+    <w:bookmarkStart w:id="70" w:name="indemnification-of-member"/>
     <w:p>
       <w:pPr>
         <w:pStyle w:val="Heading3"/>
@@ -2155,8 +2265,8 @@
         <w:t xml:space="preserve">To the fullest extent permitted by the Act, the Company shall indemnify the Member against all losses, liabilities, damages, claims, costs, and expenses (including reasonable attorneys’ fees) arising out of or related to the Member’s service to the Company, except to the extent attributable to the Member’s fraud, willful misconduct, or intentional violation of law.</w:t>
       </w:r>
     </w:p>
-    <w:bookmarkEnd w:id="59"/>
-    <w:bookmarkStart w:id="60" w:name="advancement-of-expenses"/>
+    <w:bookmarkEnd w:id="70"/>
+    <w:bookmarkStart w:id="71" w:name="advancement-of-expenses"/>
     <w:p>
       <w:pPr>
         <w:pStyle w:val="Heading3"/>
@@ -2173,8 +2283,8 @@
         <w:t xml:space="preserve">The Company shall advance expenses incurred in defending against any claim covered by Section 8.1, upon the Member’s written undertaking to repay if indemnification is ultimately not available.</w:t>
       </w:r>
     </w:p>
-    <w:bookmarkEnd w:id="60"/>
-    <w:bookmarkStart w:id="61" w:name="insurance"/>
+    <w:bookmarkEnd w:id="71"/>
+    <w:bookmarkStart w:id="72" w:name="insurance"/>
     <w:p>
       <w:pPr>
         <w:pStyle w:val="Heading3"/>
@@ -2198,9 +2308,9 @@
         </w:pict>
       </w:r>
     </w:p>
-    <w:bookmarkEnd w:id="61"/>
-    <w:bookmarkEnd w:id="62"/>
-    <w:bookmarkStart w:id="66" w:name="article-ix-dissolution-and-winding-up"/>
+    <w:bookmarkEnd w:id="72"/>
+    <w:bookmarkEnd w:id="73"/>
+    <w:bookmarkStart w:id="77" w:name="article-ix-dissolution-and-winding-up"/>
     <w:p>
       <w:pPr>
         <w:pStyle w:val="Heading2"/>
@@ -2209,7 +2319,7 @@
         <w:t xml:space="preserve">Article IX — Dissolution and Winding Up</w:t>
       </w:r>
     </w:p>
-    <w:bookmarkStart w:id="63" w:name="events-of-dissolution"/>
+    <w:bookmarkStart w:id="74" w:name="events-of-dissolution"/>
     <w:p>
       <w:pPr>
         <w:pStyle w:val="Heading3"/>
@@ -2228,11 +2338,11 @@
     </w:p>
     <w:p>
       <w:pPr>
-        <w:pStyle w:val="Compact"/>
         <w:numPr>
           <w:ilvl w:val="0"/>
           <w:numId w:val="1008"/>
         </w:numPr>
+        <w:pStyle w:val="Compact"/>
       </w:pPr>
       <w:r>
         <w:t xml:space="preserve">The written decision of the Member;</w:t>
@@ -2240,11 +2350,11 @@
     </w:p>
     <w:p>
       <w:pPr>
-        <w:pStyle w:val="Compact"/>
         <w:numPr>
           <w:ilvl w:val="0"/>
           <w:numId w:val="1008"/>
         </w:numPr>
+        <w:pStyle w:val="Compact"/>
       </w:pPr>
       <w:r>
         <w:t xml:space="preserve">Any event making it unlawful for the Company to continue;</w:t>
@@ -2252,11 +2362,11 @@
     </w:p>
     <w:p>
       <w:pPr>
-        <w:pStyle w:val="Compact"/>
         <w:numPr>
           <w:ilvl w:val="0"/>
           <w:numId w:val="1008"/>
         </w:numPr>
+        <w:pStyle w:val="Compact"/>
       </w:pPr>
       <w:r>
         <w:t xml:space="preserve">A judicial decree of dissolution; or</w:t>
@@ -2264,18 +2374,18 @@
     </w:p>
     <w:p>
       <w:pPr>
-        <w:pStyle w:val="Compact"/>
         <w:numPr>
           <w:ilvl w:val="0"/>
           <w:numId w:val="1008"/>
         </w:numPr>
+        <w:pStyle w:val="Compact"/>
       </w:pPr>
       <w:r>
         <w:t xml:space="preserve">Any other event requiring dissolution under the Act.</w:t>
       </w:r>
     </w:p>
-    <w:bookmarkEnd w:id="63"/>
-    <w:bookmarkStart w:id="64" w:name="winding-up"/>
+    <w:bookmarkEnd w:id="74"/>
+    <w:bookmarkStart w:id="75" w:name="winding-up"/>
     <w:p>
       <w:pPr>
         <w:pStyle w:val="Heading3"/>
@@ -2294,11 +2404,11 @@
     </w:p>
     <w:p>
       <w:pPr>
-        <w:pStyle w:val="Compact"/>
         <w:numPr>
           <w:ilvl w:val="0"/>
           <w:numId w:val="1009"/>
         </w:numPr>
+        <w:pStyle w:val="Compact"/>
       </w:pPr>
       <w:r>
         <w:t xml:space="preserve">Settle Company debts and obligations;</w:t>
@@ -2306,11 +2416,11 @@
     </w:p>
     <w:p>
       <w:pPr>
-        <w:pStyle w:val="Compact"/>
         <w:numPr>
           <w:ilvl w:val="0"/>
           <w:numId w:val="1009"/>
         </w:numPr>
+        <w:pStyle w:val="Compact"/>
       </w:pPr>
       <w:r>
         <w:t xml:space="preserve">Liquidate Company assets;</w:t>
@@ -2318,11 +2428,11 @@
     </w:p>
     <w:p>
       <w:pPr>
-        <w:pStyle w:val="Compact"/>
         <w:numPr>
           <w:ilvl w:val="0"/>
           <w:numId w:val="1009"/>
         </w:numPr>
+        <w:pStyle w:val="Compact"/>
       </w:pPr>
       <w:r>
         <w:t xml:space="preserve">File a</w:t>
@@ -2332,8 +2442,8 @@
       </w:r>
       <w:r>
         <w:rPr>
-          <w:b/>
-          <w:bCs/>
+          <w:bCs/>
+          <w:b/>
         </w:rPr>
         <w:t xml:space="preserve">Certificate of Cancellation (Form LLC-3 or LLC-4/7)</w:t>
       </w:r>
@@ -2346,18 +2456,18 @@
     </w:p>
     <w:p>
       <w:pPr>
-        <w:pStyle w:val="Compact"/>
         <w:numPr>
           <w:ilvl w:val="0"/>
           <w:numId w:val="1009"/>
         </w:numPr>
+        <w:pStyle w:val="Compact"/>
       </w:pPr>
       <w:r>
         <w:t xml:space="preserve">Distribute remaining assets to the Member.</w:t>
       </w:r>
     </w:p>
-    <w:bookmarkEnd w:id="64"/>
-    <w:bookmarkStart w:id="65" w:name="X788400e4a632e379ee26998ece012e542887099"/>
+    <w:bookmarkEnd w:id="75"/>
+    <w:bookmarkStart w:id="76" w:name="X788400e4a632e379ee26998ece012e542887099"/>
     <w:p>
       <w:pPr>
         <w:pStyle w:val="Heading3"/>
@@ -2381,9 +2491,9 @@
         </w:pict>
       </w:r>
     </w:p>
-    <w:bookmarkEnd w:id="65"/>
-    <w:bookmarkEnd w:id="66"/>
-    <w:bookmarkStart w:id="70" w:name="article-x-successor-and-estate-planning"/>
+    <w:bookmarkEnd w:id="76"/>
+    <w:bookmarkEnd w:id="77"/>
+    <w:bookmarkStart w:id="81" w:name="article-x-successor-and-estate-planning"/>
     <w:p>
       <w:pPr>
         <w:pStyle w:val="Heading2"/>
@@ -2392,7 +2502,7 @@
         <w:t xml:space="preserve">Article X — Successor and Estate Planning</w:t>
       </w:r>
     </w:p>
-    <w:bookmarkStart w:id="67" w:name="death-or-incapacity-of-member"/>
+    <w:bookmarkStart w:id="78" w:name="death-or-incapacity-of-member"/>
     <w:p>
       <w:pPr>
         <w:pStyle w:val="Heading3"/>
@@ -2413,8 +2523,8 @@
       </w:r>
       <w:r>
         <w:rPr>
-          <w:b/>
-          <w:bCs/>
+          <w:bCs/>
+          <w:b/>
         </w:rPr>
         <w:t xml:space="preserve">successor in interest</w:t>
       </w:r>
@@ -2425,8 +2535,8 @@
         <w:t xml:space="preserve">(whether by will, trust, or intestate succession) shall succeed to the Member’s membership interest. The successor shall be admitted as a member upon execution of a counterpart of this Agreement.</w:t>
       </w:r>
     </w:p>
-    <w:bookmarkEnd w:id="67"/>
-    <w:bookmarkStart w:id="68" w:name="trust-ownership"/>
+    <w:bookmarkEnd w:id="78"/>
+    <w:bookmarkStart w:id="79" w:name="trust-ownership"/>
     <w:p>
       <w:pPr>
         <w:pStyle w:val="Heading3"/>
@@ -2443,8 +2553,8 @@
         <w:t xml:space="preserve">The Member may transfer the Member’s membership interest to a revocable living trust without dissolving the Company, provided the trust is the Member’s alter ego for tax purposes.</w:t>
       </w:r>
     </w:p>
-    <w:bookmarkEnd w:id="68"/>
-    <w:bookmarkStart w:id="69" w:name="continuity"/>
+    <w:bookmarkEnd w:id="79"/>
+    <w:bookmarkStart w:id="80" w:name="continuity"/>
     <w:p>
       <w:pPr>
         <w:pStyle w:val="Heading3"/>
@@ -2468,9 +2578,9 @@
         </w:pict>
       </w:r>
     </w:p>
-    <w:bookmarkEnd w:id="69"/>
-    <w:bookmarkEnd w:id="70"/>
-    <w:bookmarkStart w:id="78" w:name="article-xi-general-provisions"/>
+    <w:bookmarkEnd w:id="80"/>
+    <w:bookmarkEnd w:id="81"/>
+    <w:bookmarkStart w:id="89" w:name="article-xi-general-provisions"/>
     <w:p>
       <w:pPr>
         <w:pStyle w:val="Heading2"/>
@@ -2479,7 +2589,7 @@
         <w:t xml:space="preserve">Article XI — General Provisions</w:t>
       </w:r>
     </w:p>
-    <w:bookmarkStart w:id="71" w:name="governing-law"/>
+    <w:bookmarkStart w:id="82" w:name="governing-law"/>
     <w:p>
       <w:pPr>
         <w:pStyle w:val="Heading3"/>
@@ -2496,8 +2606,8 @@
         <w:t xml:space="preserve">California law, without regard to its conflict-of-laws principles.</w:t>
       </w:r>
     </w:p>
-    <w:bookmarkEnd w:id="71"/>
-    <w:bookmarkStart w:id="72" w:name="severability"/>
+    <w:bookmarkEnd w:id="82"/>
+    <w:bookmarkStart w:id="83" w:name="severability"/>
     <w:p>
       <w:pPr>
         <w:pStyle w:val="Heading3"/>
@@ -2514,8 +2624,8 @@
         <w:t xml:space="preserve">If any provision is unenforceable, the remainder remains in effect, modified to the minimum extent necessary.</w:t>
       </w:r>
     </w:p>
-    <w:bookmarkEnd w:id="72"/>
-    <w:bookmarkStart w:id="73" w:name="amendment"/>
+    <w:bookmarkEnd w:id="83"/>
+    <w:bookmarkStart w:id="84" w:name="amendment"/>
     <w:p>
       <w:pPr>
         <w:pStyle w:val="Heading3"/>
@@ -2532,8 +2642,8 @@
         <w:t xml:space="preserve">This Agreement may be amended in a writing signed by the Member (and, if applicable, all members).</w:t>
       </w:r>
     </w:p>
-    <w:bookmarkEnd w:id="73"/>
-    <w:bookmarkStart w:id="74" w:name="entire-agreement"/>
+    <w:bookmarkEnd w:id="84"/>
+    <w:bookmarkStart w:id="85" w:name="entire-agreement"/>
     <w:p>
       <w:pPr>
         <w:pStyle w:val="Heading3"/>
@@ -2550,8 +2660,8 @@
         <w:t xml:space="preserve">This Agreement constitutes the entire agreement governing the Company and supersedes prior oral or written agreements.</w:t>
       </w:r>
     </w:p>
-    <w:bookmarkEnd w:id="74"/>
-    <w:bookmarkStart w:id="75" w:name="counterparts-electronic-signature"/>
+    <w:bookmarkEnd w:id="85"/>
+    <w:bookmarkStart w:id="86" w:name="counterparts-electronic-signature"/>
     <w:p>
       <w:pPr>
         <w:pStyle w:val="Heading3"/>
@@ -2568,8 +2678,8 @@
         <w:t xml:space="preserve">Electronic signatures have the same effect as handwritten signatures under E-SIGN and UETA.</w:t>
       </w:r>
     </w:p>
-    <w:bookmarkEnd w:id="75"/>
-    <w:bookmarkStart w:id="76" w:name="no-third-party-beneficiaries"/>
+    <w:bookmarkEnd w:id="86"/>
+    <w:bookmarkStart w:id="87" w:name="no-third-party-beneficiaries"/>
     <w:p>
       <w:pPr>
         <w:pStyle w:val="Heading3"/>
@@ -2586,8 +2696,8 @@
         <w:t xml:space="preserve">This Agreement is for the benefit of the Member and the Company only.</w:t>
       </w:r>
     </w:p>
-    <w:bookmarkEnd w:id="76"/>
-    <w:bookmarkStart w:id="77" w:name="headings"/>
+    <w:bookmarkEnd w:id="87"/>
+    <w:bookmarkStart w:id="88" w:name="headings"/>
     <w:p>
       <w:pPr>
         <w:pStyle w:val="Heading3"/>
@@ -2611,9 +2721,9 @@
         </w:pict>
       </w:r>
     </w:p>
-    <w:bookmarkEnd w:id="77"/>
-    <w:bookmarkEnd w:id="78"/>
-    <w:bookmarkStart w:id="79" w:name="execution"/>
+    <w:bookmarkEnd w:id="88"/>
+    <w:bookmarkEnd w:id="89"/>
+    <w:bookmarkStart w:id="90" w:name="execution"/>
     <w:p>
       <w:pPr>
         <w:pStyle w:val="Heading2"/>
@@ -2634,8 +2744,8 @@
       </w:r>
       <w:r>
         <w:rPr>
-          <w:b/>
-          <w:bCs/>
+          <w:bCs/>
+          <w:b/>
         </w:rPr>
         <w:t xml:space="preserve">PureTask LLC</w:t>
       </w:r>
@@ -2649,8 +2759,8 @@
       </w:pPr>
       <w:r>
         <w:rPr>
-          <w:b/>
-          <w:bCs/>
+          <w:bCs/>
+          <w:b/>
         </w:rPr>
         <w:t xml:space="preserve">MEMBER:</w:t>
       </w:r>
@@ -2673,8 +2783,8 @@
       </w:r>
       <w:r>
         <w:rPr>
-          <w:b/>
-          <w:bCs/>
+          <w:bCs/>
+          <w:b/>
         </w:rPr>
         <w:t xml:space="preserve">Nathan Chiaratti</w:t>
       </w:r>
@@ -2691,8 +2801,8 @@
       </w:pPr>
       <w:r>
         <w:rPr>
-          <w:b/>
-          <w:bCs/>
+          <w:bCs/>
+          <w:b/>
         </w:rPr>
         <w:t xml:space="preserve">COMPANY:</w:t>
       </w:r>
@@ -2701,8 +2811,8 @@
       </w:r>
       <w:r>
         <w:rPr>
-          <w:b/>
-          <w:bCs/>
+          <w:bCs/>
+          <w:b/>
         </w:rPr>
         <w:t xml:space="preserve">PureTask LLC</w:t>
       </w:r>
@@ -2725,8 +2835,8 @@
       </w:r>
       <w:r>
         <w:rPr>
-          <w:b/>
-          <w:bCs/>
+          <w:bCs/>
+          <w:b/>
         </w:rPr>
         <w:t xml:space="preserve">Nathan Chiaratti</w:t>
       </w:r>
@@ -2747,9 +2857,9 @@
         </w:pict>
       </w:r>
     </w:p>
-    <w:bookmarkEnd w:id="79"/>
-    <w:bookmarkEnd w:id="80"/>
-    <w:bookmarkStart w:id="81" w:name="appendix-a-operational-hygiene-checklist"/>
+    <w:bookmarkEnd w:id="90"/>
+    <w:bookmarkEnd w:id="91"/>
+    <w:bookmarkStart w:id="92" w:name="appendix-a-operational-hygiene-checklist"/>
     <w:p>
       <w:pPr>
         <w:pStyle w:val="Heading1"/>
@@ -2768,194 +2878,194 @@
     </w:p>
     <w:p>
       <w:pPr>
-        <w:pStyle w:val="Compact"/>
         <w:numPr>
           <w:ilvl w:val="0"/>
           <w:numId w:val="1010"/>
         </w:numPr>
-      </w:pPr>
-      <w:r>
-        <w:t xml:space="preserve">File Articles of Organization (Form LLC-1) with the California SOS.</w:t>
-      </w:r>
-    </w:p>
-    <w:p>
-      <w:pPr>
-        <w:pStyle w:val="Compact"/>
-        <w:numPr>
-          <w:ilvl w:val="0"/>
-          <w:numId w:val="1011"/>
-        </w:numPr>
-      </w:pPr>
-      <w:r>
-        <w:t xml:space="preserve">Obtain an EIN from the IRS.</w:t>
-      </w:r>
-    </w:p>
-    <w:p>
-      <w:pPr>
-        <w:pStyle w:val="Compact"/>
-        <w:numPr>
-          <w:ilvl w:val="0"/>
-          <w:numId w:val="1012"/>
-        </w:numPr>
-      </w:pPr>
-      <w:r>
-        <w:t xml:space="preserve">Open a dedicated business checking account in the Company’s name.</w:t>
-      </w:r>
-    </w:p>
-    <w:p>
-      <w:pPr>
-        <w:pStyle w:val="Compact"/>
-        <w:numPr>
-          <w:ilvl w:val="0"/>
-          <w:numId w:val="1013"/>
-        </w:numPr>
-      </w:pPr>
-      <w:r>
-        <w:t xml:space="preserve">Obtain a dedicated business credit card in the Company’s name.</w:t>
-      </w:r>
-    </w:p>
-    <w:p>
-      <w:pPr>
-        <w:pStyle w:val="Compact"/>
-        <w:numPr>
-          <w:ilvl w:val="0"/>
-          <w:numId w:val="1014"/>
-        </w:numPr>
-      </w:pPr>
-      <w:r>
-        <w:t xml:space="preserve">Obtain a dedicated business email and phone number.</w:t>
-      </w:r>
-    </w:p>
-    <w:p>
-      <w:pPr>
-        <w:pStyle w:val="Compact"/>
-        <w:numPr>
-          <w:ilvl w:val="0"/>
-          <w:numId w:val="1015"/>
-        </w:numPr>
-      </w:pPr>
-      <w:r>
-        <w:t xml:space="preserve">File the Statement of Information (Form LLC-12) within 90 days of formation.</w:t>
-      </w:r>
-    </w:p>
-    <w:p>
-      <w:pPr>
-        <w:pStyle w:val="Compact"/>
-        <w:numPr>
-          <w:ilvl w:val="0"/>
-          <w:numId w:val="1016"/>
-        </w:numPr>
-      </w:pPr>
-      <w:r>
-        <w:t xml:space="preserve">Pay the $800 California annual franchise tax (Form 3522) by the 15th day of the 4th month after formation.</w:t>
-      </w:r>
-    </w:p>
-    <w:p>
-      <w:pPr>
-        <w:pStyle w:val="Compact"/>
-        <w:numPr>
-          <w:ilvl w:val="0"/>
-          <w:numId w:val="1017"/>
-        </w:numPr>
-      </w:pPr>
-      <w:r>
-        <w:t xml:space="preserve">Re-execute all Platform agreements (ToS, Privacy Policy, AUP, Cookie Policy, Cancellation Policy, Pro IC Agreement) in the Company’s name.</w:t>
-      </w:r>
-    </w:p>
-    <w:p>
-      <w:pPr>
-        <w:pStyle w:val="Compact"/>
-        <w:numPr>
-          <w:ilvl w:val="0"/>
-          <w:numId w:val="1018"/>
-        </w:numPr>
-      </w:pPr>
-      <w:r>
-        <w:t xml:space="preserve">Re-execute Stripe, Supabase, OneSignal, background-check vendor, and other vendor contracts in the Company’s name.</w:t>
-      </w:r>
-    </w:p>
-    <w:p>
-      <w:pPr>
-        <w:pStyle w:val="Compact"/>
-        <w:numPr>
-          <w:ilvl w:val="0"/>
-          <w:numId w:val="1019"/>
-        </w:numPr>
-      </w:pPr>
-      <w:r>
-        <w:t xml:space="preserve">Obtain commercial general liability, tech errors-and-omissions, and cyber insurance policies in the Company’s name.</w:t>
-      </w:r>
-    </w:p>
-    <w:p>
-      <w:pPr>
-        <w:pStyle w:val="Compact"/>
-        <w:numPr>
-          <w:ilvl w:val="0"/>
-          <w:numId w:val="1020"/>
-        </w:numPr>
-      </w:pPr>
-      <w:r>
-        <w:t xml:space="preserve">Conduct all Company business in the Company’s name, on Company letterhead, from Company accounts.</w:t>
-      </w:r>
-    </w:p>
-    <w:p>
-      <w:pPr>
-        <w:pStyle w:val="Compact"/>
-        <w:numPr>
-          <w:ilvl w:val="0"/>
-          <w:numId w:val="1021"/>
-        </w:numPr>
-      </w:pPr>
-      <w:r>
-        <w:t xml:space="preserve">Document each delegation of signature authority (Section 6.3) in the Company’s books.</w:t>
-      </w:r>
-    </w:p>
-    <w:p>
-      <w:pPr>
-        <w:pStyle w:val="Compact"/>
-        <w:numPr>
-          <w:ilvl w:val="0"/>
-          <w:numId w:val="1022"/>
-        </w:numPr>
-      </w:pPr>
-      <w:r>
-        <w:t xml:space="preserve">Disclose related-party transactions (Section 6.6) in the Company’s books.</w:t>
-      </w:r>
-    </w:p>
-    <w:p>
-      <w:pPr>
-        <w:pStyle w:val="Compact"/>
-        <w:numPr>
-          <w:ilvl w:val="0"/>
-          <w:numId w:val="1023"/>
-        </w:numPr>
-      </w:pPr>
-      <w:r>
-        <w:t xml:space="preserve">Hold annual Member meeting (even as sole member) and document key decisions in a written resolution.</w:t>
-      </w:r>
-    </w:p>
-    <w:p>
-      <w:pPr>
-        <w:pStyle w:val="Compact"/>
-        <w:numPr>
-          <w:ilvl w:val="0"/>
-          <w:numId w:val="1024"/>
-        </w:numPr>
-      </w:pPr>
-      <w:r>
-        <w:t xml:space="preserve">Maintain corporate records (operating agreement, resolutions, financial statements, tax returns) in a secure location with at least one offsite backup.</w:t>
-      </w:r>
-    </w:p>
-    <w:p>
-      <w:pPr>
-        <w:pStyle w:val="Compact"/>
-        <w:numPr>
-          <w:ilvl w:val="0"/>
-          <w:numId w:val="1025"/>
-        </w:numPr>
-      </w:pPr>
-      <w:r>
-        <w:t xml:space="preserve">Renew the Statement of Information every two years.</w:t>
+        <w:pStyle w:val="Compact"/>
+      </w:pPr>
+      <w:r>
+        <w:t xml:space="preserve">☐ File Articles of Organization (Form LLC-1) with the California SOS.</w:t>
+      </w:r>
+    </w:p>
+    <w:p>
+      <w:pPr>
+        <w:numPr>
+          <w:ilvl w:val="0"/>
+          <w:numId w:val="1010"/>
+        </w:numPr>
+        <w:pStyle w:val="Compact"/>
+      </w:pPr>
+      <w:r>
+        <w:t xml:space="preserve">☐ Obtain an EIN from the IRS.</w:t>
+      </w:r>
+    </w:p>
+    <w:p>
+      <w:pPr>
+        <w:numPr>
+          <w:ilvl w:val="0"/>
+          <w:numId w:val="1010"/>
+        </w:numPr>
+        <w:pStyle w:val="Compact"/>
+      </w:pPr>
+      <w:r>
+        <w:t xml:space="preserve">☐ Open a dedicated business checking account in the Company’s name.</w:t>
+      </w:r>
+    </w:p>
+    <w:p>
+      <w:pPr>
+        <w:numPr>
+          <w:ilvl w:val="0"/>
+          <w:numId w:val="1010"/>
+        </w:numPr>
+        <w:pStyle w:val="Compact"/>
+      </w:pPr>
+      <w:r>
+        <w:t xml:space="preserve">☐ Obtain a dedicated business credit card in the Company’s name.</w:t>
+      </w:r>
+    </w:p>
+    <w:p>
+      <w:pPr>
+        <w:numPr>
+          <w:ilvl w:val="0"/>
+          <w:numId w:val="1010"/>
+        </w:numPr>
+        <w:pStyle w:val="Compact"/>
+      </w:pPr>
+      <w:r>
+        <w:t xml:space="preserve">☐ Obtain a dedicated business email and phone number.</w:t>
+      </w:r>
+    </w:p>
+    <w:p>
+      <w:pPr>
+        <w:numPr>
+          <w:ilvl w:val="0"/>
+          <w:numId w:val="1010"/>
+        </w:numPr>
+        <w:pStyle w:val="Compact"/>
+      </w:pPr>
+      <w:r>
+        <w:t xml:space="preserve">☐ File the Statement of Information (Form LLC-12) within 90 days of formation.</w:t>
+      </w:r>
+    </w:p>
+    <w:p>
+      <w:pPr>
+        <w:numPr>
+          <w:ilvl w:val="0"/>
+          <w:numId w:val="1010"/>
+        </w:numPr>
+        <w:pStyle w:val="Compact"/>
+      </w:pPr>
+      <w:r>
+        <w:t xml:space="preserve">☐ Pay the $800 California annual franchise tax (Form 3522) by the 15th day of the 4th month after formation.</w:t>
+      </w:r>
+    </w:p>
+    <w:p>
+      <w:pPr>
+        <w:numPr>
+          <w:ilvl w:val="0"/>
+          <w:numId w:val="1010"/>
+        </w:numPr>
+        <w:pStyle w:val="Compact"/>
+      </w:pPr>
+      <w:r>
+        <w:t xml:space="preserve">☐ Re-execute all Platform agreements (ToS, Privacy Policy, AUP, Cookie Policy, Cancellation Policy, Pro IC Agreement) in the Company’s name.</w:t>
+      </w:r>
+    </w:p>
+    <w:p>
+      <w:pPr>
+        <w:numPr>
+          <w:ilvl w:val="0"/>
+          <w:numId w:val="1010"/>
+        </w:numPr>
+        <w:pStyle w:val="Compact"/>
+      </w:pPr>
+      <w:r>
+        <w:t xml:space="preserve">☐ Re-execute Stripe, Supabase, OneSignal, background-check vendor, and other vendor contracts in the Company’s name.</w:t>
+      </w:r>
+    </w:p>
+    <w:p>
+      <w:pPr>
+        <w:numPr>
+          <w:ilvl w:val="0"/>
+          <w:numId w:val="1010"/>
+        </w:numPr>
+        <w:pStyle w:val="Compact"/>
+      </w:pPr>
+      <w:r>
+        <w:t xml:space="preserve">☐ Obtain commercial general liability, tech errors-and-omissions, and cyber insurance policies in the Company’s name.</w:t>
+      </w:r>
+    </w:p>
+    <w:p>
+      <w:pPr>
+        <w:numPr>
+          <w:ilvl w:val="0"/>
+          <w:numId w:val="1010"/>
+        </w:numPr>
+        <w:pStyle w:val="Compact"/>
+      </w:pPr>
+      <w:r>
+        <w:t xml:space="preserve">☐ Conduct all Company business in the Company’s name, on Company letterhead, from Company accounts.</w:t>
+      </w:r>
+    </w:p>
+    <w:p>
+      <w:pPr>
+        <w:numPr>
+          <w:ilvl w:val="0"/>
+          <w:numId w:val="1010"/>
+        </w:numPr>
+        <w:pStyle w:val="Compact"/>
+      </w:pPr>
+      <w:r>
+        <w:t xml:space="preserve">☐ Document each delegation of signature authority (Section 6.3) in the Company’s books.</w:t>
+      </w:r>
+    </w:p>
+    <w:p>
+      <w:pPr>
+        <w:numPr>
+          <w:ilvl w:val="0"/>
+          <w:numId w:val="1010"/>
+        </w:numPr>
+        <w:pStyle w:val="Compact"/>
+      </w:pPr>
+      <w:r>
+        <w:t xml:space="preserve">☐ Disclose related-party transactions (Section 6.6) in the Company’s books.</w:t>
+      </w:r>
+    </w:p>
+    <w:p>
+      <w:pPr>
+        <w:numPr>
+          <w:ilvl w:val="0"/>
+          <w:numId w:val="1010"/>
+        </w:numPr>
+        <w:pStyle w:val="Compact"/>
+      </w:pPr>
+      <w:r>
+        <w:t xml:space="preserve">☐ Hold annual Member meeting (even as sole member) and document key decisions in a written resolution.</w:t>
+      </w:r>
+    </w:p>
+    <w:p>
+      <w:pPr>
+        <w:numPr>
+          <w:ilvl w:val="0"/>
+          <w:numId w:val="1010"/>
+        </w:numPr>
+        <w:pStyle w:val="Compact"/>
+      </w:pPr>
+      <w:r>
+        <w:t xml:space="preserve">☐ Maintain corporate records (operating agreement, resolutions, financial statements, tax returns) in a secure location with at least one offsite backup.</w:t>
+      </w:r>
+    </w:p>
+    <w:p>
+      <w:pPr>
+        <w:numPr>
+          <w:ilvl w:val="0"/>
+          <w:numId w:val="1010"/>
+        </w:numPr>
+        <w:pStyle w:val="Compact"/>
+      </w:pPr>
+      <w:r>
+        <w:t xml:space="preserve">☐ Renew the Statement of Information every two years.</w:t>
       </w:r>
     </w:p>
     <w:p>
@@ -2965,8 +3075,8 @@
         </w:pict>
       </w:r>
     </w:p>
-    <w:bookmarkEnd w:id="81"/>
-    <w:bookmarkStart w:id="82" w:name="appendix-b-documents-referenced"/>
+    <w:bookmarkEnd w:id="92"/>
+    <w:bookmarkStart w:id="93" w:name="appendix-b-documents-referenced"/>
     <w:p>
       <w:pPr>
         <w:pStyle w:val="Heading1"/>
@@ -2977,11 +3087,11 @@
     </w:p>
     <w:p>
       <w:pPr>
-        <w:pStyle w:val="Compact"/>
-        <w:numPr>
-          <w:ilvl w:val="0"/>
-          <w:numId w:val="1026"/>
-        </w:numPr>
+        <w:numPr>
+          <w:ilvl w:val="0"/>
+          <w:numId w:val="1011"/>
+        </w:numPr>
+        <w:pStyle w:val="Compact"/>
       </w:pPr>
       <w:r>
         <w:t xml:space="preserve">Articles of Organization (Form LLC-1) — California Secretary of State</w:t>
@@ -2989,11 +3099,11 @@
     </w:p>
     <w:p>
       <w:pPr>
-        <w:pStyle w:val="Compact"/>
-        <w:numPr>
-          <w:ilvl w:val="0"/>
-          <w:numId w:val="1026"/>
-        </w:numPr>
+        <w:numPr>
+          <w:ilvl w:val="0"/>
+          <w:numId w:val="1011"/>
+        </w:numPr>
+        <w:pStyle w:val="Compact"/>
       </w:pPr>
       <w:r>
         <w:t xml:space="preserve">Statement of Information (Form LLC-12) — California Secretary of State</w:t>
@@ -3001,11 +3111,11 @@
     </w:p>
     <w:p>
       <w:pPr>
-        <w:pStyle w:val="Compact"/>
-        <w:numPr>
-          <w:ilvl w:val="0"/>
-          <w:numId w:val="1026"/>
-        </w:numPr>
+        <w:numPr>
+          <w:ilvl w:val="0"/>
+          <w:numId w:val="1011"/>
+        </w:numPr>
+        <w:pStyle w:val="Compact"/>
       </w:pPr>
       <w:r>
         <w:t xml:space="preserve">IRS Form SS-4 (EIN application)</w:t>
@@ -3013,11 +3123,11 @@
     </w:p>
     <w:p>
       <w:pPr>
-        <w:pStyle w:val="Compact"/>
-        <w:numPr>
-          <w:ilvl w:val="0"/>
-          <w:numId w:val="1026"/>
-        </w:numPr>
+        <w:numPr>
+          <w:ilvl w:val="0"/>
+          <w:numId w:val="1011"/>
+        </w:numPr>
+        <w:pStyle w:val="Compact"/>
       </w:pPr>
       <w:r>
         <w:t xml:space="preserve">IRS Form 8832 (Entity Classification Election)</w:t>
@@ -3025,11 +3135,11 @@
     </w:p>
     <w:p>
       <w:pPr>
-        <w:pStyle w:val="Compact"/>
-        <w:numPr>
-          <w:ilvl w:val="0"/>
-          <w:numId w:val="1026"/>
-        </w:numPr>
+        <w:numPr>
+          <w:ilvl w:val="0"/>
+          <w:numId w:val="1011"/>
+        </w:numPr>
+        <w:pStyle w:val="Compact"/>
       </w:pPr>
       <w:r>
         <w:t xml:space="preserve">IRS Form 2553 (S-Corp Election, if elected)</w:t>
@@ -3037,11 +3147,11 @@
     </w:p>
     <w:p>
       <w:pPr>
-        <w:pStyle w:val="Compact"/>
-        <w:numPr>
-          <w:ilvl w:val="0"/>
-          <w:numId w:val="1026"/>
-        </w:numPr>
+        <w:numPr>
+          <w:ilvl w:val="0"/>
+          <w:numId w:val="1011"/>
+        </w:numPr>
+        <w:pStyle w:val="Compact"/>
       </w:pPr>
       <w:r>
         <w:t xml:space="preserve">FTB Form 3522 (LLC Tax Voucher)</w:t>
@@ -3049,11 +3159,11 @@
     </w:p>
     <w:p>
       <w:pPr>
-        <w:pStyle w:val="Compact"/>
-        <w:numPr>
-          <w:ilvl w:val="0"/>
-          <w:numId w:val="1026"/>
-        </w:numPr>
+        <w:numPr>
+          <w:ilvl w:val="0"/>
+          <w:numId w:val="1011"/>
+        </w:numPr>
+        <w:pStyle w:val="Compact"/>
       </w:pPr>
       <w:r>
         <w:t xml:space="preserve">FTB Form 568 (LLC Return of Income)</w:t>
@@ -3066,8 +3176,8 @@
         </w:pict>
       </w:r>
     </w:p>
-    <w:bookmarkEnd w:id="82"/>
-    <w:bookmarkStart w:id="83" w:name="Xdfa9f5a309f96374c627ee910e0bd7f9a60d6a6"/>
+    <w:bookmarkEnd w:id="93"/>
+    <w:bookmarkStart w:id="94" w:name="Xdfa9f5a309f96374c627ee910e0bd7f9a60d6a6"/>
     <w:p>
       <w:pPr>
         <w:pStyle w:val="Heading1"/>
@@ -3082,8 +3192,8 @@
       </w:pPr>
       <w:r>
         <w:rPr>
-          <w:b/>
-          <w:bCs/>
+          <w:bCs/>
+          <w:b/>
         </w:rPr>
         <w:t xml:space="preserve">PureTask LLC</w:t>
       </w:r>
@@ -3092,8 +3202,8 @@
       </w:r>
       <w:r>
         <w:rPr>
-          <w:b/>
-          <w:bCs/>
+          <w:bCs/>
+          <w:b/>
         </w:rPr>
         <w:t xml:space="preserve">Delegation of Signature Authority</w:t>
       </w:r>
@@ -3110,8 +3220,8 @@
       </w:r>
       <w:r>
         <w:rPr>
-          <w:b/>
-          <w:bCs/>
+          <w:bCs/>
+          <w:b/>
         </w:rPr>
         <w:t xml:space="preserve">Nathan Chiaratti</w:t>
       </w:r>
@@ -3121,16 +3231,16 @@
     </w:p>
     <w:p>
       <w:pPr>
-        <w:pStyle w:val="Compact"/>
-        <w:numPr>
-          <w:ilvl w:val="0"/>
-          <w:numId w:val="1027"/>
-        </w:numPr>
-      </w:pPr>
-      <w:r>
-        <w:rPr>
-          <w:b/>
-          <w:bCs/>
+        <w:numPr>
+          <w:ilvl w:val="0"/>
+          <w:numId w:val="1012"/>
+        </w:numPr>
+        <w:pStyle w:val="Compact"/>
+      </w:pPr>
+      <w:r>
+        <w:rPr>
+          <w:bCs/>
+          <w:b/>
         </w:rPr>
         <w:t xml:space="preserve">Name:</w:t>
       </w:r>
@@ -3143,16 +3253,16 @@
     </w:p>
     <w:p>
       <w:pPr>
-        <w:pStyle w:val="Compact"/>
-        <w:numPr>
-          <w:ilvl w:val="0"/>
-          <w:numId w:val="1027"/>
-        </w:numPr>
-      </w:pPr>
-      <w:r>
-        <w:rPr>
-          <w:b/>
-          <w:bCs/>
+        <w:numPr>
+          <w:ilvl w:val="0"/>
+          <w:numId w:val="1012"/>
+        </w:numPr>
+        <w:pStyle w:val="Compact"/>
+      </w:pPr>
+      <w:r>
+        <w:rPr>
+          <w:bCs/>
+          <w:b/>
         </w:rPr>
         <w:t xml:space="preserve">Title / Role:</w:t>
       </w:r>
@@ -3165,16 +3275,16 @@
     </w:p>
     <w:p>
       <w:pPr>
-        <w:pStyle w:val="Compact"/>
-        <w:numPr>
-          <w:ilvl w:val="0"/>
-          <w:numId w:val="1027"/>
-        </w:numPr>
-      </w:pPr>
-      <w:r>
-        <w:rPr>
-          <w:b/>
-          <w:bCs/>
+        <w:numPr>
+          <w:ilvl w:val="0"/>
+          <w:numId w:val="1012"/>
+        </w:numPr>
+        <w:pStyle w:val="Compact"/>
+      </w:pPr>
+      <w:r>
+        <w:rPr>
+          <w:bCs/>
+          <w:b/>
         </w:rPr>
         <w:t xml:space="preserve">Effective Date:</w:t>
       </w:r>
@@ -3187,16 +3297,16 @@
     </w:p>
     <w:p>
       <w:pPr>
-        <w:pStyle w:val="Compact"/>
-        <w:numPr>
-          <w:ilvl w:val="0"/>
-          <w:numId w:val="1027"/>
-        </w:numPr>
-      </w:pPr>
-      <w:r>
-        <w:rPr>
-          <w:b/>
-          <w:bCs/>
+        <w:numPr>
+          <w:ilvl w:val="0"/>
+          <w:numId w:val="1012"/>
+        </w:numPr>
+        <w:pStyle w:val="Compact"/>
+      </w:pPr>
+      <w:r>
+        <w:rPr>
+          <w:bCs/>
+          <w:b/>
         </w:rPr>
         <w:t xml:space="preserve">Categories of Documents Authorized:</w:t>
       </w:r>
@@ -3209,16 +3319,16 @@
     </w:p>
     <w:p>
       <w:pPr>
-        <w:pStyle w:val="Compact"/>
-        <w:numPr>
-          <w:ilvl w:val="0"/>
-          <w:numId w:val="1027"/>
-        </w:numPr>
-      </w:pPr>
-      <w:r>
-        <w:rPr>
-          <w:b/>
-          <w:bCs/>
+        <w:numPr>
+          <w:ilvl w:val="0"/>
+          <w:numId w:val="1012"/>
+        </w:numPr>
+        <w:pStyle w:val="Compact"/>
+      </w:pPr>
+      <w:r>
+        <w:rPr>
+          <w:bCs/>
+          <w:b/>
         </w:rPr>
         <w:t xml:space="preserve">Monetary Limit (if any):</w:t>
       </w:r>
@@ -3231,16 +3341,16 @@
     </w:p>
     <w:p>
       <w:pPr>
-        <w:pStyle w:val="Compact"/>
-        <w:numPr>
-          <w:ilvl w:val="0"/>
-          <w:numId w:val="1027"/>
-        </w:numPr>
-      </w:pPr>
-      <w:r>
-        <w:rPr>
-          <w:b/>
-          <w:bCs/>
+        <w:numPr>
+          <w:ilvl w:val="0"/>
+          <w:numId w:val="1012"/>
+        </w:numPr>
+        <w:pStyle w:val="Compact"/>
+      </w:pPr>
+      <w:r>
+        <w:rPr>
+          <w:bCs/>
+          <w:b/>
         </w:rPr>
         <w:t xml:space="preserve">Term / Expiration:</w:t>
       </w:r>
@@ -3253,16 +3363,16 @@
     </w:p>
     <w:p>
       <w:pPr>
-        <w:pStyle w:val="Compact"/>
-        <w:numPr>
-          <w:ilvl w:val="0"/>
-          <w:numId w:val="1027"/>
-        </w:numPr>
-      </w:pPr>
-      <w:r>
-        <w:rPr>
-          <w:b/>
-          <w:bCs/>
+        <w:numPr>
+          <w:ilvl w:val="0"/>
+          <w:numId w:val="1012"/>
+        </w:numPr>
+        <w:pStyle w:val="Compact"/>
+      </w:pPr>
+      <w:r>
+        <w:rPr>
+          <w:bCs/>
+          <w:b/>
         </w:rPr>
         <w:t xml:space="preserve">Special Conditions:</w:t>
       </w:r>
@@ -3287,8 +3397,8 @@
       </w:pPr>
       <w:r>
         <w:rPr>
-          <w:b/>
-          <w:bCs/>
+          <w:bCs/>
+          <w:b/>
         </w:rPr>
         <w:t xml:space="preserve">MEMBER:</w:t>
       </w:r>
@@ -3311,8 +3421,8 @@
       </w:pPr>
       <w:r>
         <w:rPr>
-          <w:b/>
-          <w:bCs/>
+          <w:bCs/>
+          <w:b/>
         </w:rPr>
         <w:t xml:space="preserve">AUTHORIZED SIGNATORY (acknowledged):</w:t>
       </w:r>
@@ -3342,18 +3452,14 @@
       </w:pPr>
       <w:r>
         <w:rPr>
+          <w:iCs/>
           <w:i/>
-          <w:iCs/>
         </w:rPr>
         <w:t xml:space="preserve">This document is a general template for a California single-member LLC. It is not legal advice. Please have a licensed California business attorney review and tailor it to your specific circumstances. The Operating Agreement is not filed with any government agency but should be retained in the Company’s records and provided when requested by banks, lenders, investors, or counterparties.</w:t>
       </w:r>
     </w:p>
-    <w:bookmarkEnd w:id="83"/>
-    <w:sectPr>
-      <w:footnotePr>
-        <w:numRestart w:val="eachSect"/>
-      </w:footnotePr>
-    </w:sectPr>
+    <w:bookmarkEnd w:id="94"/>
+    <w:sectPr/>
   </w:body>
 </w:document>
 </file>
@@ -3384,14 +3490,14 @@
 <file path=word/numbering.xml><?xml version="1.0" encoding="utf-8"?>
 <w:numbering xmlns:w="http://schemas.openxmlformats.org/wordprocessingml/2006/main">
   <w:abstractNum w:abstractNumId="990">
-    <w:nsid w:val="0000A990"/>
+    <w:nsid w:val="A990"/>
     <w:multiLevelType w:val="multilevel"/>
     <w:lvl w:ilvl="0">
       <w:numFmt w:val="bullet"/>
       <w:lvlText w:val=" "/>
       <w:lvlJc w:val="left"/>
       <w:pPr>
-        <w:ind w:left="720" w:hanging="360"/>
+        <w:ind w:left="720" w:hanging="480"/>
       </w:pPr>
     </w:lvl>
     <w:lvl w:ilvl="1">
@@ -3399,7 +3505,7 @@
       <w:lvlText w:val=" "/>
       <w:lvlJc w:val="left"/>
       <w:pPr>
-        <w:ind w:left="1440" w:hanging="360"/>
+        <w:ind w:left="1440" w:hanging="480"/>
       </w:pPr>
     </w:lvl>
     <w:lvl w:ilvl="2">
@@ -3407,7 +3513,7 @@
       <w:lvlText w:val=" "/>
       <w:lvlJc w:val="left"/>
       <w:pPr>
-        <w:ind w:left="2160" w:hanging="360"/>
+        <w:ind w:left="2160" w:hanging="480"/>
       </w:pPr>
     </w:lvl>
     <w:lvl w:ilvl="3">
@@ -3415,7 +3521,7 @@
       <w:lvlText w:val=" "/>
       <w:lvlJc w:val="left"/>
       <w:pPr>
-        <w:ind w:left="2880" w:hanging="360"/>
+        <w:ind w:left="2880" w:hanging="480"/>
       </w:pPr>
     </w:lvl>
     <w:lvl w:ilvl="4">
@@ -3423,7 +3529,7 @@
       <w:lvlText w:val=" "/>
       <w:lvlJc w:val="left"/>
       <w:pPr>
-        <w:ind w:left="3600" w:hanging="360"/>
+        <w:ind w:left="3600" w:hanging="480"/>
       </w:pPr>
     </w:lvl>
     <w:lvl w:ilvl="5">
@@ -3431,7 +3537,7 @@
       <w:lvlText w:val=" "/>
       <w:lvlJc w:val="left"/>
       <w:pPr>
-        <w:ind w:left="4320" w:hanging="360"/>
+        <w:ind w:left="4320" w:hanging="480"/>
       </w:pPr>
     </w:lvl>
     <w:lvl w:ilvl="6">
@@ -3439,7 +3545,7 @@
       <w:lvlText w:val=" "/>
       <w:lvlJc w:val="left"/>
       <w:pPr>
-        <w:ind w:left="5040" w:hanging="360"/>
+        <w:ind w:left="5040" w:hanging="480"/>
       </w:pPr>
     </w:lvl>
     <w:lvl w:ilvl="7">
@@ -3447,7 +3553,7 @@
       <w:lvlText w:val=" "/>
       <w:lvlJc w:val="left"/>
       <w:pPr>
-        <w:ind w:left="5760" w:hanging="360"/>
+        <w:ind w:left="5760" w:hanging="480"/>
       </w:pPr>
     </w:lvl>
     <w:lvl w:ilvl="8">
@@ -3455,115 +3561,88 @@
       <w:lvlText w:val=" "/>
       <w:lvlJc w:val="left"/>
       <w:pPr>
-        <w:ind w:left="6480" w:hanging="360"/>
+        <w:ind w:left="6480" w:hanging="480"/>
       </w:pPr>
     </w:lvl>
   </w:abstractNum>
   <w:abstractNum w:abstractNumId="991">
-    <w:nsid w:val="0000A991"/>
+    <w:nsid w:val="A991"/>
     <w:multiLevelType w:val="multilevel"/>
     <w:lvl w:ilvl="0">
       <w:numFmt w:val="bullet"/>
-      <w:lvlText w:val=""/>
+      <w:lvlText w:val="•"/>
       <w:lvlJc w:val="left"/>
       <w:pPr>
-        <w:ind w:left="720" w:hanging="360"/>
-      </w:pPr>
-      <w:rPr>
-        <w:rFonts w:ascii="Symbol" w:hAnsi="Symbol" w:cs="Symbol" w:hint="default"/>
-      </w:rPr>
+        <w:ind w:left="720" w:hanging="480"/>
+      </w:pPr>
     </w:lvl>
     <w:lvl w:ilvl="1">
       <w:numFmt w:val="bullet"/>
-      <w:lvlText w:val="o"/>
+      <w:lvlText w:val="–"/>
       <w:lvlJc w:val="left"/>
       <w:pPr>
-        <w:ind w:left="1440" w:hanging="360"/>
-      </w:pPr>
-      <w:rPr>
-        <w:rFonts w:ascii="Courier New" w:hAnsi="Courier New" w:cs="Courier New" w:hint="default"/>
-      </w:rPr>
+        <w:ind w:left="1440" w:hanging="480"/>
+      </w:pPr>
     </w:lvl>
     <w:lvl w:ilvl="2">
       <w:numFmt w:val="bullet"/>
-      <w:lvlText w:val=""/>
+      <w:lvlText w:val="•"/>
       <w:lvlJc w:val="left"/>
       <w:pPr>
-        <w:ind w:left="2160" w:hanging="360"/>
-      </w:pPr>
-      <w:rPr>
-        <w:rFonts w:ascii="Wingdings" w:hAnsi="Wingdings" w:cs="Wingdings" w:hint="default"/>
-      </w:rPr>
+        <w:ind w:left="2160" w:hanging="480"/>
+      </w:pPr>
     </w:lvl>
     <w:lvl w:ilvl="3">
       <w:numFmt w:val="bullet"/>
-      <w:lvlText w:val=""/>
+      <w:lvlText w:val="–"/>
       <w:lvlJc w:val="left"/>
       <w:pPr>
-        <w:ind w:left="2880" w:hanging="360"/>
-      </w:pPr>
-      <w:rPr>
-        <w:rFonts w:ascii="Symbol" w:hAnsi="Symbol" w:cs="Symbol" w:hint="default"/>
-      </w:rPr>
+        <w:ind w:left="2880" w:hanging="480"/>
+      </w:pPr>
     </w:lvl>
     <w:lvl w:ilvl="4">
       <w:numFmt w:val="bullet"/>
-      <w:lvlText w:val="o"/>
+      <w:lvlText w:val="•"/>
       <w:lvlJc w:val="left"/>
       <w:pPr>
-        <w:ind w:left="3600" w:hanging="360"/>
-      </w:pPr>
-      <w:rPr>
-        <w:rFonts w:ascii="Courier New" w:hAnsi="Courier New" w:cs="Courier New" w:hint="default"/>
-      </w:rPr>
+        <w:ind w:left="3600" w:hanging="480"/>
+      </w:pPr>
     </w:lvl>
     <w:lvl w:ilvl="5">
       <w:numFmt w:val="bullet"/>
-      <w:lvlText w:val=""/>
+      <w:lvlText w:val="–"/>
       <w:lvlJc w:val="left"/>
       <w:pPr>
-        <w:ind w:left="4320" w:hanging="360"/>
-      </w:pPr>
-      <w:rPr>
-        <w:rFonts w:ascii="Wingdings" w:hAnsi="Wingdings" w:cs="Wingdings" w:hint="default"/>
-      </w:rPr>
+        <w:ind w:left="4320" w:hanging="480"/>
+      </w:pPr>
     </w:lvl>
     <w:lvl w:ilvl="6">
       <w:numFmt w:val="bullet"/>
-      <w:lvlText w:val=""/>
+      <w:lvlText w:val="•"/>
       <w:lvlJc w:val="left"/>
       <w:pPr>
-        <w:ind w:left="5040" w:hanging="360"/>
-      </w:pPr>
-      <w:rPr>
-        <w:rFonts w:ascii="Symbol" w:hAnsi="Symbol" w:cs="Symbol" w:hint="default"/>
-      </w:rPr>
+        <w:ind w:left="5040" w:hanging="480"/>
+      </w:pPr>
     </w:lvl>
     <w:lvl w:ilvl="7">
       <w:numFmt w:val="bullet"/>
-      <w:lvlText w:val="o"/>
+      <w:lvlText w:val="–"/>
       <w:lvlJc w:val="left"/>
       <w:pPr>
-        <w:ind w:left="5760" w:hanging="360"/>
-      </w:pPr>
-      <w:rPr>
-        <w:rFonts w:ascii="Courier New" w:hAnsi="Courier New" w:cs="Courier New" w:hint="default"/>
-      </w:rPr>
+        <w:ind w:left="5760" w:hanging="480"/>
+      </w:pPr>
     </w:lvl>
     <w:lvl w:ilvl="8">
       <w:numFmt w:val="bullet"/>
-      <w:lvlText w:val=""/>
+      <w:lvlText w:val="•"/>
       <w:lvlJc w:val="left"/>
       <w:pPr>
-        <w:ind w:left="6480" w:hanging="360"/>
-      </w:pPr>
-      <w:rPr>
-        <w:rFonts w:ascii="Wingdings" w:hAnsi="Wingdings" w:cs="Wingdings" w:hint="default"/>
-      </w:rPr>
+        <w:ind w:left="6480" w:hanging="480"/>
+      </w:pPr>
     </w:lvl>
   </w:abstractNum>
   <w:abstractNum w:abstractNumId="99731">
-    <w:nsid w:val="00A99731"/>
+    <w:nsid w:val="A99731"/>
     <w:multiLevelType w:val="multilevel"/>
     <w:lvl w:ilvl="0">
       <w:start w:val="1"/>
@@ -3571,7 +3650,7 @@
       <w:lvlText w:val="(%1)"/>
       <w:lvlJc w:val="left"/>
       <w:pPr>
-        <w:ind w:left="720" w:hanging="360"/>
+        <w:ind w:left="720" w:hanging="480"/>
       </w:pPr>
     </w:lvl>
     <w:lvl w:ilvl="1">
@@ -3580,7 +3659,7 @@
       <w:lvlText w:val="(%2)"/>
       <w:lvlJc w:val="left"/>
       <w:pPr>
-        <w:ind w:left="1440" w:hanging="360"/>
+        <w:ind w:left="1440" w:hanging="480"/>
       </w:pPr>
     </w:lvl>
     <w:lvl w:ilvl="2">
@@ -3589,7 +3668,7 @@
       <w:lvlText w:val="(%3)"/>
       <w:lvlJc w:val="left"/>
       <w:pPr>
-        <w:ind w:left="2160" w:hanging="360"/>
+        <w:ind w:left="2160" w:hanging="480"/>
       </w:pPr>
     </w:lvl>
     <w:lvl w:ilvl="3">
@@ -3598,7 +3677,7 @@
       <w:lvlText w:val="(%4)"/>
       <w:lvlJc w:val="left"/>
       <w:pPr>
-        <w:ind w:left="2880" w:hanging="360"/>
+        <w:ind w:left="2880" w:hanging="480"/>
       </w:pPr>
     </w:lvl>
     <w:lvl w:ilvl="4">
@@ -3607,7 +3686,7 @@
       <w:lvlText w:val="(%5)"/>
       <w:lvlJc w:val="left"/>
       <w:pPr>
-        <w:ind w:left="3600" w:hanging="360"/>
+        <w:ind w:left="3600" w:hanging="480"/>
       </w:pPr>
     </w:lvl>
     <w:lvl w:ilvl="5">
@@ -3616,7 +3695,7 @@
       <w:lvlText w:val="(%6)"/>
       <w:lvlJc w:val="left"/>
       <w:pPr>
-        <w:ind w:left="4320" w:hanging="360"/>
+        <w:ind w:left="4320" w:hanging="480"/>
       </w:pPr>
     </w:lvl>
     <w:lvl w:ilvl="6">
@@ -3625,7 +3704,7 @@
       <w:lvlText w:val="(%7)"/>
       <w:lvlJc w:val="left"/>
       <w:pPr>
-        <w:ind w:left="5040" w:hanging="360"/>
+        <w:ind w:left="5040" w:hanging="480"/>
       </w:pPr>
     </w:lvl>
     <w:lvl w:ilvl="7">
@@ -3634,7 +3713,7 @@
       <w:lvlText w:val="(%8)"/>
       <w:lvlJc w:val="left"/>
       <w:pPr>
-        <w:ind w:left="5760" w:hanging="360"/>
+        <w:ind w:left="5760" w:hanging="480"/>
       </w:pPr>
     </w:lvl>
     <w:lvl w:ilvl="8">
@@ -3643,83 +3722,7 @@
       <w:lvlText w:val="(%9)"/>
       <w:lvlJc w:val="left"/>
       <w:pPr>
-        <w:ind w:left="6480" w:hanging="360"/>
-      </w:pPr>
-    </w:lvl>
-  </w:abstractNum>
-  <w:abstractNum w:abstractNumId="992">
-    <w:nsid w:val="0000A992"/>
-    <w:multiLevelType w:val="multilevel"/>
-    <w:lvl w:ilvl="0">
-      <w:numFmt w:val="bullet"/>
-      <w:lvlText w:val="☐"/>
-      <w:lvlJc w:val="left"/>
-      <w:pPr>
-        <w:ind w:left="720" w:hanging="360"/>
-      </w:pPr>
-    </w:lvl>
-    <w:lvl w:ilvl="1">
-      <w:numFmt w:val="bullet"/>
-      <w:lvlText w:val="☐"/>
-      <w:lvlJc w:val="left"/>
-      <w:pPr>
-        <w:ind w:left="1440" w:hanging="360"/>
-      </w:pPr>
-    </w:lvl>
-    <w:lvl w:ilvl="2">
-      <w:numFmt w:val="bullet"/>
-      <w:lvlText w:val="☐"/>
-      <w:lvlJc w:val="left"/>
-      <w:pPr>
-        <w:ind w:left="2160" w:hanging="360"/>
-      </w:pPr>
-    </w:lvl>
-    <w:lvl w:ilvl="3">
-      <w:numFmt w:val="bullet"/>
-      <w:lvlText w:val="☐"/>
-      <w:lvlJc w:val="left"/>
-      <w:pPr>
-        <w:ind w:left="2880" w:hanging="360"/>
-      </w:pPr>
-    </w:lvl>
-    <w:lvl w:ilvl="4">
-      <w:numFmt w:val="bullet"/>
-      <w:lvlText w:val="☐"/>
-      <w:lvlJc w:val="left"/>
-      <w:pPr>
-        <w:ind w:left="3600" w:hanging="360"/>
-      </w:pPr>
-    </w:lvl>
-    <w:lvl w:ilvl="5">
-      <w:numFmt w:val="bullet"/>
-      <w:lvlText w:val="☐"/>
-      <w:lvlJc w:val="left"/>
-      <w:pPr>
-        <w:ind w:left="4320" w:hanging="360"/>
-      </w:pPr>
-    </w:lvl>
-    <w:lvl w:ilvl="6">
-      <w:numFmt w:val="bullet"/>
-      <w:lvlText w:val="☐"/>
-      <w:lvlJc w:val="left"/>
-      <w:pPr>
-        <w:ind w:left="5040" w:hanging="360"/>
-      </w:pPr>
-    </w:lvl>
-    <w:lvl w:ilvl="7">
-      <w:numFmt w:val="bullet"/>
-      <w:lvlText w:val="☐"/>
-      <w:lvlJc w:val="left"/>
-      <w:pPr>
-        <w:ind w:left="5760" w:hanging="360"/>
-      </w:pPr>
-    </w:lvl>
-    <w:lvl w:ilvl="8">
-      <w:numFmt w:val="bullet"/>
-      <w:lvlText w:val="☐"/>
-      <w:lvlJc w:val="left"/>
-      <w:pPr>
-        <w:ind w:left="6480" w:hanging="360"/>
+        <w:ind w:left="6480" w:hanging="480"/>
       </w:pPr>
     </w:lvl>
   </w:abstractNum>
@@ -3862,57 +3865,12 @@
     </w:lvlOverride>
   </w:num>
   <w:num w:numId="1010">
-    <w:abstractNumId w:val="992"/>
+    <w:abstractNumId w:val="991"/>
   </w:num>
   <w:num w:numId="1011">
-    <w:abstractNumId w:val="992"/>
+    <w:abstractNumId w:val="991"/>
   </w:num>
   <w:num w:numId="1012">
-    <w:abstractNumId w:val="992"/>
-  </w:num>
-  <w:num w:numId="1013">
-    <w:abstractNumId w:val="992"/>
-  </w:num>
-  <w:num w:numId="1014">
-    <w:abstractNumId w:val="992"/>
-  </w:num>
-  <w:num w:numId="1015">
-    <w:abstractNumId w:val="992"/>
-  </w:num>
-  <w:num w:numId="1016">
-    <w:abstractNumId w:val="992"/>
-  </w:num>
-  <w:num w:numId="1017">
-    <w:abstractNumId w:val="992"/>
-  </w:num>
-  <w:num w:numId="1018">
-    <w:abstractNumId w:val="992"/>
-  </w:num>
-  <w:num w:numId="1019">
-    <w:abstractNumId w:val="992"/>
-  </w:num>
-  <w:num w:numId="1020">
-    <w:abstractNumId w:val="992"/>
-  </w:num>
-  <w:num w:numId="1021">
-    <w:abstractNumId w:val="992"/>
-  </w:num>
-  <w:num w:numId="1022">
-    <w:abstractNumId w:val="992"/>
-  </w:num>
-  <w:num w:numId="1023">
-    <w:abstractNumId w:val="992"/>
-  </w:num>
-  <w:num w:numId="1024">
-    <w:abstractNumId w:val="992"/>
-  </w:num>
-  <w:num w:numId="1025">
-    <w:abstractNumId w:val="992"/>
-  </w:num>
-  <w:num w:numId="1026">
-    <w:abstractNumId w:val="991"/>
-  </w:num>
-  <w:num w:numId="1027">
     <w:abstractNumId w:val="991"/>
   </w:num>
 </w:numbering>
@@ -3944,10 +3902,10 @@
     <w:name w:val="Body Text"/>
     <w:basedOn w:val="Normal"/>
     <w:link w:val="BodyTextChar"/>
-    <w:qFormat/>
     <w:pPr>
       <w:spacing w:after="180" w:before="180"/>
     </w:pPr>
+    <w:qFormat/>
   </w:style>
   <w:style w:customStyle="1" w:styleId="FirstParagraph" w:type="paragraph">
     <w:name w:val="First Paragraph"/>
@@ -3967,94 +3925,57 @@
     <w:name w:val="Title"/>
     <w:basedOn w:val="Normal"/>
     <w:next w:val="BodyText"/>
-    <w:link w:val="TitleChar"/>
-    <w:uiPriority w:val="10"/>
     <w:qFormat/>
-    <w:rsid w:val="00A10FD9"/>
     <w:pPr>
-      <w:spacing w:after="80" w:line="240" w:lineRule="auto"/>
-      <w:contextualSpacing/>
+      <w:keepNext/>
+      <w:keepLines/>
+      <w:spacing w:after="240" w:before="480"/>
       <w:jc w:val="center"/>
     </w:pPr>
     <w:rPr>
       <w:rFonts w:asciiTheme="majorHAnsi" w:cstheme="majorBidi" w:eastAsiaTheme="majorEastAsia" w:hAnsiTheme="majorHAnsi"/>
-      <w:sz w:val="56"/>
-      <w:szCs w:val="56"/>
-    </w:rPr>
-  </w:style>
-  <w:style w:customStyle="1" w:styleId="TitleChar" w:type="character">
-    <w:name w:val="Title Char"/>
-    <w:basedOn w:val="DefaultParagraphFont"/>
-    <w:link w:val="Title"/>
-    <w:uiPriority w:val="10"/>
-    <w:rsid w:val="00A10FD9"/>
-    <w:rPr>
-      <w:rFonts w:asciiTheme="majorHAnsi" w:cstheme="majorBidi" w:eastAsiaTheme="majorEastAsia" w:hAnsiTheme="majorHAnsi"/>
-      <w:sz w:val="56"/>
-      <w:szCs w:val="56"/>
+      <w:b/>
+      <w:bCs/>
+      <w:color w:themeColor="accent1" w:themeShade="B5" w:val="345A8A"/>
+      <w:sz w:val="36"/>
+      <w:szCs w:val="36"/>
     </w:rPr>
   </w:style>
   <w:style w:styleId="Subtitle" w:type="paragraph">
     <w:name w:val="Subtitle"/>
-    <w:basedOn w:val="Title"/>
-    <w:next w:val="BodyText"/>
-    <w:link w:val="SubtitleChar"/>
-    <w:uiPriority w:val="11"/>
-    <w:qFormat/>
-    <w:rsid w:val="00A10FD9"/>
-    <w:pPr>
-      <w:numPr>
-        <w:ilvl w:val="1"/>
-      </w:numPr>
-    </w:pPr>
-    <w:rPr>
-      <w:rFonts w:cstheme="majorBidi" w:eastAsiaTheme="majorEastAsia"/>
-      <w:spacing w:val="15"/>
-      <w:sz w:val="28"/>
-      <w:szCs w:val="28"/>
-    </w:rPr>
-  </w:style>
-  <w:style w:customStyle="1" w:styleId="SubtitleChar" w:type="character">
-    <w:name w:val="Subtitle Char"/>
-    <w:basedOn w:val="DefaultParagraphFont"/>
-    <w:link w:val="Subtitle"/>
-    <w:uiPriority w:val="11"/>
-    <w:rsid w:val="00A10FD9"/>
-    <w:rPr>
-      <w:rFonts w:cstheme="majorBidi" w:eastAsiaTheme="majorEastAsia"/>
-      <w:color w:themeColor="text1" w:themeTint="A6" w:val="595959"/>
-      <w:spacing w:val="15"/>
-      <w:sz w:val="28"/>
-      <w:szCs w:val="28"/>
-    </w:rPr>
-  </w:style>
-  <w:style w:customStyle="1" w:styleId="Author" w:type="paragraph">
-    <w:name w:val="Author"/>
     <w:basedOn w:val="Title"/>
     <w:next w:val="BodyText"/>
     <w:qFormat/>
     <w:pPr>
       <w:keepNext/>
       <w:keepLines/>
+      <w:spacing w:after="240" w:before="240"/>
+      <w:jc w:val="center"/>
     </w:pPr>
     <w:rPr>
-      <w:sz w:val="24"/>
-      <w:szCs w:val="24"/>
+      <w:sz w:val="30"/>
+      <w:szCs w:val="30"/>
     </w:rPr>
   </w:style>
-  <w:style w:styleId="Date" w:type="paragraph">
-    <w:name w:val="Date"/>
-    <w:basedOn w:val="Title"/>
+  <w:style w:customStyle="1" w:styleId="Author" w:type="paragraph">
+    <w:name w:val="Author"/>
     <w:next w:val="BodyText"/>
     <w:qFormat/>
     <w:pPr>
       <w:keepNext/>
       <w:keepLines/>
+      <w:jc w:val="center"/>
     </w:pPr>
-    <w:rPr>
-      <w:sz w:val="24"/>
-      <w:szCs w:val="24"/>
-    </w:rPr>
+  </w:style>
+  <w:style w:styleId="Date" w:type="paragraph">
+    <w:name w:val="Date"/>
+    <w:next w:val="BodyText"/>
+    <w:qFormat/>
+    <w:pPr>
+      <w:keepNext/>
+      <w:keepLines/>
+      <w:jc w:val="center"/>
+    </w:pPr>
   </w:style>
   <w:style w:customStyle="1" w:styleId="AbstractTitle" w:type="paragraph">
     <w:name w:val="Abstract Title"/>
@@ -4064,13 +3985,15 @@
     <w:pPr>
       <w:keepNext/>
       <w:keepLines/>
+      <w:jc w:val="center"/>
       <w:spacing w:after="0" w:before="300"/>
-      <w:jc w:val="center"/>
     </w:pPr>
     <w:rPr>
-      <w:b/>
       <w:sz w:val="20"/>
       <w:szCs w:val="20"/>
+      <w:b/>
+      <w:color w:val="345A8A"/>
+      &gt;
     </w:rPr>
   </w:style>
   <w:style w:customStyle="1" w:styleId="Abstract" w:type="paragraph">
@@ -4097,321 +4020,191 @@
     <w:rPr/>
   </w:style>
   <w:style w:styleId="Heading1" w:type="paragraph">
-    <w:name w:val="heading 1"/>
+    <w:name w:val="Heading 1"/>
     <w:basedOn w:val="Normal"/>
     <w:next w:val="BodyText"/>
-    <w:link w:val="Heading1Char"/>
     <w:uiPriority w:val="9"/>
     <w:qFormat/>
-    <w:rsid w:val="00A10FD9"/>
     <w:pPr>
       <w:keepNext/>
       <w:keepLines/>
-      <w:spacing w:after="80" w:before="360"/>
+      <w:spacing w:after="0" w:before="480"/>
       <w:outlineLvl w:val="0"/>
     </w:pPr>
     <w:rPr>
       <w:rFonts w:asciiTheme="majorHAnsi" w:cstheme="majorBidi" w:eastAsiaTheme="majorEastAsia" w:hAnsiTheme="majorHAnsi"/>
-      <w:color w:themeColor="accent1" w:themeShade="BF" w:val="0F4761"/>
-      <w:sz w:val="40"/>
-      <w:szCs w:val="40"/>
+      <w:b/>
+      <w:bCs/>
+      <w:color w:themeColor="accent1" w:val="4F81BD"/>
+      <w:sz w:val="32"/>
+      <w:szCs w:val="32"/>
     </w:rPr>
   </w:style>
   <w:style w:styleId="Heading2" w:type="paragraph">
-    <w:name w:val="heading 2"/>
+    <w:name w:val="Heading 2"/>
     <w:basedOn w:val="Normal"/>
     <w:next w:val="BodyText"/>
-    <w:link w:val="Heading2Char"/>
     <w:uiPriority w:val="9"/>
-    <w:semiHidden/>
     <w:unhideWhenUsed/>
     <w:qFormat/>
-    <w:rsid w:val="00A10FD9"/>
     <w:pPr>
       <w:keepNext/>
       <w:keepLines/>
-      <w:spacing w:after="80" w:before="160"/>
+      <w:spacing w:after="0" w:before="200"/>
       <w:outlineLvl w:val="1"/>
     </w:pPr>
     <w:rPr>
       <w:rFonts w:asciiTheme="majorHAnsi" w:cstheme="majorBidi" w:eastAsiaTheme="majorEastAsia" w:hAnsiTheme="majorHAnsi"/>
-      <w:color w:themeColor="accent1" w:themeShade="BF" w:val="0F4761"/>
-      <w:sz w:val="32"/>
-      <w:szCs w:val="32"/>
+      <w:b/>
+      <w:bCs/>
+      <w:color w:themeColor="accent1" w:val="4F81BD"/>
+      <w:sz w:val="28"/>
+      <w:szCs w:val="28"/>
     </w:rPr>
   </w:style>
   <w:style w:styleId="Heading3" w:type="paragraph">
-    <w:name w:val="heading 3"/>
+    <w:name w:val="Heading 3"/>
     <w:basedOn w:val="Normal"/>
     <w:next w:val="BodyText"/>
-    <w:link w:val="Heading3Char"/>
     <w:uiPriority w:val="9"/>
-    <w:semiHidden/>
     <w:unhideWhenUsed/>
     <w:qFormat/>
-    <w:rsid w:val="00A10FD9"/>
     <w:pPr>
       <w:keepNext/>
       <w:keepLines/>
-      <w:spacing w:after="80" w:before="160"/>
+      <w:spacing w:after="0" w:before="200"/>
       <w:outlineLvl w:val="2"/>
     </w:pPr>
     <w:rPr>
-      <w:rFonts w:cstheme="majorBidi" w:eastAsiaTheme="majorEastAsia"/>
-      <w:color w:themeColor="accent1" w:themeShade="BF" w:val="0F4761"/>
-      <w:sz w:val="28"/>
-      <w:szCs w:val="28"/>
+      <w:rFonts w:asciiTheme="majorHAnsi" w:cstheme="majorBidi" w:eastAsiaTheme="majorEastAsia" w:hAnsiTheme="majorHAnsi"/>
+      <w:b/>
+      <w:bCs/>
+      <w:color w:themeColor="accent1" w:val="4F81BD"/>
+      <w:sz w:val="24"/>
+      <w:szCs w:val="24"/>
     </w:rPr>
   </w:style>
   <w:style w:styleId="Heading4" w:type="paragraph">
-    <w:name w:val="heading 4"/>
+    <w:name w:val="Heading 4"/>
     <w:basedOn w:val="Normal"/>
     <w:next w:val="BodyText"/>
-    <w:link w:val="Heading4Char"/>
     <w:uiPriority w:val="9"/>
-    <w:semiHidden/>
     <w:unhideWhenUsed/>
     <w:qFormat/>
-    <w:rsid w:val="00A10FD9"/>
     <w:pPr>
       <w:keepNext/>
       <w:keepLines/>
-      <w:spacing w:after="40" w:before="80"/>
+      <w:spacing w:after="0" w:before="200"/>
       <w:outlineLvl w:val="3"/>
     </w:pPr>
     <w:rPr>
-      <w:rFonts w:cstheme="majorBidi" w:eastAsiaTheme="majorEastAsia"/>
+      <w:rFonts w:asciiTheme="majorHAnsi" w:cstheme="majorBidi" w:eastAsiaTheme="majorEastAsia" w:hAnsiTheme="majorHAnsi"/>
       <w:i/>
-      <w:iCs/>
-      <w:color w:themeColor="accent1" w:themeShade="BF" w:val="0F4761"/>
+      <w:bCs/>
+      <w:color w:themeColor="accent1" w:val="4F81BD"/>
+      <w:sz w:val="24"/>
+      <w:szCs w:val="24"/>
     </w:rPr>
   </w:style>
   <w:style w:styleId="Heading5" w:type="paragraph">
-    <w:name w:val="heading 5"/>
+    <w:name w:val="Heading 5"/>
     <w:basedOn w:val="Normal"/>
     <w:next w:val="BodyText"/>
-    <w:link w:val="Heading5Char"/>
     <w:uiPriority w:val="9"/>
-    <w:semiHidden/>
     <w:unhideWhenUsed/>
     <w:qFormat/>
-    <w:rsid w:val="00A10FD9"/>
     <w:pPr>
       <w:keepNext/>
       <w:keepLines/>
-      <w:spacing w:after="40" w:before="80"/>
+      <w:spacing w:after="0" w:before="200"/>
       <w:outlineLvl w:val="4"/>
     </w:pPr>
     <w:rPr>
-      <w:rFonts w:cstheme="majorBidi" w:eastAsiaTheme="majorEastAsia"/>
-      <w:color w:themeColor="accent1" w:themeShade="BF" w:val="0F4761"/>
+      <w:rFonts w:asciiTheme="majorHAnsi" w:cstheme="majorBidi" w:eastAsiaTheme="majorEastAsia" w:hAnsiTheme="majorHAnsi"/>
+      <w:iCs/>
+      <w:color w:themeColor="accent1" w:val="4F81BD"/>
+      <w:sz w:val="24"/>
+      <w:szCs w:val="24"/>
     </w:rPr>
   </w:style>
   <w:style w:styleId="Heading6" w:type="paragraph">
-    <w:name w:val="heading 6"/>
+    <w:name w:val="Heading 6"/>
     <w:basedOn w:val="Normal"/>
     <w:next w:val="BodyText"/>
-    <w:link w:val="Heading6Char"/>
     <w:uiPriority w:val="9"/>
-    <w:semiHidden/>
     <w:unhideWhenUsed/>
     <w:qFormat/>
-    <w:rsid w:val="00A10FD9"/>
     <w:pPr>
       <w:keepNext/>
       <w:keepLines/>
-      <w:spacing w:after="0" w:before="40"/>
+      <w:spacing w:after="0" w:before="200"/>
       <w:outlineLvl w:val="5"/>
     </w:pPr>
     <w:rPr>
-      <w:rFonts w:cstheme="majorBidi" w:eastAsiaTheme="majorEastAsia"/>
-      <w:i/>
-      <w:iCs/>
-      <w:color w:themeColor="text1" w:themeTint="A6" w:val="595959"/>
+      <w:rFonts w:asciiTheme="majorHAnsi" w:cstheme="majorBidi" w:eastAsiaTheme="majorEastAsia" w:hAnsiTheme="majorHAnsi"/>
+      <w:color w:themeColor="accent1" w:val="4F81BD"/>
+      <w:sz w:val="24"/>
+      <w:szCs w:val="24"/>
     </w:rPr>
   </w:style>
   <w:style w:styleId="Heading7" w:type="paragraph">
-    <w:name w:val="heading 7"/>
+    <w:name w:val="Heading 7"/>
     <w:basedOn w:val="Normal"/>
     <w:next w:val="BodyText"/>
-    <w:link w:val="Heading7Char"/>
     <w:uiPriority w:val="9"/>
-    <w:semiHidden/>
     <w:unhideWhenUsed/>
     <w:qFormat/>
-    <w:rsid w:val="00A10FD9"/>
     <w:pPr>
       <w:keepNext/>
       <w:keepLines/>
-      <w:spacing w:after="0" w:before="40"/>
+      <w:spacing w:after="0" w:before="200"/>
       <w:outlineLvl w:val="6"/>
     </w:pPr>
     <w:rPr>
-      <w:rFonts w:cstheme="majorBidi" w:eastAsiaTheme="majorEastAsia"/>
-      <w:color w:themeColor="text1" w:themeTint="A6" w:val="595959"/>
+      <w:rFonts w:asciiTheme="majorHAnsi" w:cstheme="majorBidi" w:eastAsiaTheme="majorEastAsia" w:hAnsiTheme="majorHAnsi"/>
+      <w:color w:themeColor="accent1" w:val="4F81BD"/>
+      <w:sz w:val="24"/>
+      <w:szCs w:val="24"/>
     </w:rPr>
   </w:style>
   <w:style w:styleId="Heading8" w:type="paragraph">
-    <w:name w:val="heading 8"/>
+    <w:name w:val="Heading 8"/>
     <w:basedOn w:val="Normal"/>
     <w:next w:val="BodyText"/>
-    <w:link w:val="Heading8Char"/>
     <w:uiPriority w:val="9"/>
-    <w:semiHidden/>
     <w:unhideWhenUsed/>
     <w:qFormat/>
-    <w:rsid w:val="00A10FD9"/>
     <w:pPr>
       <w:keepNext/>
       <w:keepLines/>
-      <w:spacing w:after="0"/>
+      <w:spacing w:after="0" w:before="200"/>
       <w:outlineLvl w:val="7"/>
     </w:pPr>
     <w:rPr>
-      <w:rFonts w:cstheme="majorBidi" w:eastAsiaTheme="majorEastAsia"/>
-      <w:i/>
-      <w:iCs/>
-      <w:color w:themeColor="text1" w:themeTint="D8" w:val="272727"/>
+      <w:rFonts w:asciiTheme="majorHAnsi" w:cstheme="majorBidi" w:eastAsiaTheme="majorEastAsia" w:hAnsiTheme="majorHAnsi"/>
+      <w:color w:themeColor="accent1" w:val="4F81BD"/>
+      <w:sz w:val="24"/>
+      <w:szCs w:val="24"/>
     </w:rPr>
   </w:style>
   <w:style w:styleId="Heading9" w:type="paragraph">
-    <w:name w:val="heading 9"/>
+    <w:name w:val="Heading 9"/>
     <w:basedOn w:val="Normal"/>
     <w:next w:val="BodyText"/>
-    <w:link w:val="Heading9Char"/>
     <w:uiPriority w:val="9"/>
-    <w:semiHidden/>
     <w:unhideWhenUsed/>
     <w:qFormat/>
-    <w:rsid w:val="00A10FD9"/>
     <w:pPr>
       <w:keepNext/>
       <w:keepLines/>
-      <w:spacing w:after="0"/>
+      <w:spacing w:after="0" w:before="200"/>
       <w:outlineLvl w:val="8"/>
     </w:pPr>
     <w:rPr>
-      <w:rFonts w:cstheme="majorBidi" w:eastAsiaTheme="majorEastAsia"/>
-      <w:color w:themeColor="text1" w:themeTint="D8" w:val="272727"/>
-    </w:rPr>
-  </w:style>
-  <w:style w:customStyle="1" w:styleId="Heading1Char" w:type="character">
-    <w:name w:val="Heading 1 Char"/>
-    <w:basedOn w:val="DefaultParagraphFont"/>
-    <w:link w:val="Heading1"/>
-    <w:uiPriority w:val="9"/>
-    <w:rsid w:val="00A10FD9"/>
-    <w:rPr>
       <w:rFonts w:asciiTheme="majorHAnsi" w:cstheme="majorBidi" w:eastAsiaTheme="majorEastAsia" w:hAnsiTheme="majorHAnsi"/>
-      <w:color w:themeColor="accent1" w:themeShade="BF" w:val="0F4761"/>
-      <w:sz w:val="40"/>
-      <w:szCs w:val="40"/>
-    </w:rPr>
-  </w:style>
-  <w:style w:customStyle="1" w:styleId="Heading2Char" w:type="character">
-    <w:name w:val="Heading 2 Char"/>
-    <w:basedOn w:val="DefaultParagraphFont"/>
-    <w:link w:val="Heading2"/>
-    <w:uiPriority w:val="9"/>
-    <w:semiHidden/>
-    <w:rsid w:val="00A10FD9"/>
-    <w:rPr>
-      <w:rFonts w:asciiTheme="majorHAnsi" w:cstheme="majorBidi" w:eastAsiaTheme="majorEastAsia" w:hAnsiTheme="majorHAnsi"/>
-      <w:color w:themeColor="accent1" w:themeShade="BF" w:val="0F4761"/>
-      <w:sz w:val="32"/>
-      <w:szCs w:val="32"/>
-    </w:rPr>
-  </w:style>
-  <w:style w:customStyle="1" w:styleId="Heading3Char" w:type="character">
-    <w:name w:val="Heading 3 Char"/>
-    <w:basedOn w:val="DefaultParagraphFont"/>
-    <w:link w:val="Heading3"/>
-    <w:uiPriority w:val="9"/>
-    <w:semiHidden/>
-    <w:rsid w:val="00A10FD9"/>
-    <w:rPr>
-      <w:rFonts w:cstheme="majorBidi" w:eastAsiaTheme="majorEastAsia"/>
-      <w:color w:themeColor="accent1" w:themeShade="BF" w:val="0F4761"/>
-      <w:sz w:val="28"/>
-      <w:szCs w:val="28"/>
-    </w:rPr>
-  </w:style>
-  <w:style w:customStyle="1" w:styleId="Heading4Char" w:type="character">
-    <w:name w:val="Heading 4 Char"/>
-    <w:basedOn w:val="DefaultParagraphFont"/>
-    <w:link w:val="Heading4"/>
-    <w:uiPriority w:val="9"/>
-    <w:semiHidden/>
-    <w:rsid w:val="00A10FD9"/>
-    <w:rPr>
-      <w:rFonts w:cstheme="majorBidi" w:eastAsiaTheme="majorEastAsia"/>
-      <w:i/>
-      <w:iCs/>
-      <w:color w:themeColor="accent1" w:themeShade="BF" w:val="0F4761"/>
-    </w:rPr>
-  </w:style>
-  <w:style w:customStyle="1" w:styleId="Heading5Char" w:type="character">
-    <w:name w:val="Heading 5 Char"/>
-    <w:basedOn w:val="DefaultParagraphFont"/>
-    <w:link w:val="Heading5"/>
-    <w:uiPriority w:val="9"/>
-    <w:semiHidden/>
-    <w:rsid w:val="00A10FD9"/>
-    <w:rPr>
-      <w:rFonts w:cstheme="majorBidi" w:eastAsiaTheme="majorEastAsia"/>
-      <w:color w:themeColor="accent1" w:themeShade="BF" w:val="0F4761"/>
-    </w:rPr>
-  </w:style>
-  <w:style w:customStyle="1" w:styleId="Heading6Char" w:type="character">
-    <w:name w:val="Heading 6 Char"/>
-    <w:basedOn w:val="DefaultParagraphFont"/>
-    <w:link w:val="Heading6"/>
-    <w:uiPriority w:val="9"/>
-    <w:semiHidden/>
-    <w:rsid w:val="00A10FD9"/>
-    <w:rPr>
-      <w:rFonts w:cstheme="majorBidi" w:eastAsiaTheme="majorEastAsia"/>
-      <w:i/>
-      <w:iCs/>
-      <w:color w:themeColor="text1" w:themeTint="A6" w:val="595959"/>
-    </w:rPr>
-  </w:style>
-  <w:style w:customStyle="1" w:styleId="Heading7Char" w:type="character">
-    <w:name w:val="Heading 7 Char"/>
-    <w:basedOn w:val="DefaultParagraphFont"/>
-    <w:link w:val="Heading7"/>
-    <w:uiPriority w:val="9"/>
-    <w:semiHidden/>
-    <w:rsid w:val="00A10FD9"/>
-    <w:rPr>
-      <w:rFonts w:cstheme="majorBidi" w:eastAsiaTheme="majorEastAsia"/>
-      <w:color w:themeColor="text1" w:themeTint="A6" w:val="595959"/>
-    </w:rPr>
-  </w:style>
-  <w:style w:customStyle="1" w:styleId="Heading8Char" w:type="character">
-    <w:name w:val="Heading 8 Char"/>
-    <w:basedOn w:val="DefaultParagraphFont"/>
-    <w:link w:val="Heading8"/>
-    <w:uiPriority w:val="9"/>
-    <w:semiHidden/>
-    <w:rsid w:val="00A10FD9"/>
-    <w:rPr>
-      <w:rFonts w:cstheme="majorBidi" w:eastAsiaTheme="majorEastAsia"/>
-      <w:i/>
-      <w:iCs/>
-      <w:color w:themeColor="text1" w:themeTint="D8" w:val="272727"/>
-    </w:rPr>
-  </w:style>
-  <w:style w:customStyle="1" w:styleId="Heading9Char" w:type="character">
-    <w:name w:val="Heading 9 Char"/>
-    <w:basedOn w:val="DefaultParagraphFont"/>
-    <w:link w:val="Heading9"/>
-    <w:uiPriority w:val="9"/>
-    <w:semiHidden/>
-    <w:rsid w:val="00A10FD9"/>
-    <w:rPr>
-      <w:rFonts w:cstheme="majorBidi" w:eastAsiaTheme="majorEastAsia"/>
-      <w:color w:themeColor="text1" w:themeTint="D8" w:val="272727"/>
+      <w:color w:themeColor="accent1" w:val="4F81BD"/>
+      <w:sz w:val="24"/>
+      <w:szCs w:val="24"/>
     </w:rPr>
   </w:style>
   <w:style w:styleId="BlockText" w:type="paragraph">
@@ -4433,18 +4226,6 @@
     <w:uiPriority w:val="9"/>
     <w:unhideWhenUsed/>
     <w:qFormat/>
-  </w:style>
-  <w:style w:styleId="FootnoteBlockText" w:type="paragraph">
-    <w:name w:val="Footnote Block Text"/>
-    <w:basedOn w:val="FootnoteText"/>
-    <w:next w:val="FootnoteText"/>
-    <w:uiPriority w:val="9"/>
-    <w:unhideWhenUsed/>
-    <w:qFormat/>
-    <w:pPr>
-      <w:spacing w:after="100" w:before="100"/>
-      <w:ind w:firstLine="0" w:left="480" w:right="480"/>
-    </w:pPr>
   </w:style>
   <w:style w:default="1" w:styleId="DefaultParagraphFont" w:type="character">
     <w:name w:val="Default Paragraph Font"/>
@@ -4475,10 +4256,10 @@
         <w:jc w:val="left"/>
       </w:trPr>
       <w:tcPr>
+        <w:vAlign w:val="bottom"/>
         <w:tcBorders>
           <w:bottom w:val="single"/>
         </w:tcBorders>
-        <w:vAlign w:val="bottom"/>
       </w:tcPr>
     </w:tblStylePr>
   </w:style>
@@ -4593,8 +4374,8 @@
     <w:name w:val="KeywordTok"/>
     <w:basedOn w:val="VerbatimChar"/>
     <w:rPr>
+      <w:color w:val="007020"/>
       <w:b/>
-      <w:color w:val="007020"/>
     </w:rPr>
   </w:style>
   <w:style w:type="character" w:customStyle="1" w:styleId="DataTypeTok">
@@ -4671,42 +4452,42 @@
     <w:name w:val="ImportTok"/>
     <w:basedOn w:val="VerbatimChar"/>
     <w:rPr>
+      <w:color w:val="008000"/>
       <w:b/>
-      <w:color w:val="008000"/>
     </w:rPr>
   </w:style>
   <w:style w:type="character" w:customStyle="1" w:styleId="CommentTok">
     <w:name w:val="CommentTok"/>
     <w:basedOn w:val="VerbatimChar"/>
     <w:rPr>
+      <w:color w:val="60a0b0"/>
       <w:i/>
-      <w:color w:val="60a0b0"/>
     </w:rPr>
   </w:style>
   <w:style w:type="character" w:customStyle="1" w:styleId="DocumentationTok">
     <w:name w:val="DocumentationTok"/>
     <w:basedOn w:val="VerbatimChar"/>
     <w:rPr>
+      <w:color w:val="ba2121"/>
       <w:i/>
-      <w:color w:val="ba2121"/>
     </w:rPr>
   </w:style>
   <w:style w:type="character" w:customStyle="1" w:styleId="AnnotationTok">
     <w:name w:val="AnnotationTok"/>
     <w:basedOn w:val="VerbatimChar"/>
     <w:rPr>
+      <w:color w:val="60a0b0"/>
       <w:b/>
       <w:i/>
-      <w:color w:val="60a0b0"/>
     </w:rPr>
   </w:style>
   <w:style w:type="character" w:customStyle="1" w:styleId="CommentVarTok">
     <w:name w:val="CommentVarTok"/>
     <w:basedOn w:val="VerbatimChar"/>
     <w:rPr>
+      <w:color w:val="60a0b0"/>
       <w:b/>
       <w:i/>
-      <w:color w:val="60a0b0"/>
     </w:rPr>
   </w:style>
   <w:style w:type="character" w:customStyle="1" w:styleId="OtherTok">
@@ -4734,8 +4515,8 @@
     <w:name w:val="ControlFlowTok"/>
     <w:basedOn w:val="VerbatimChar"/>
     <w:rPr>
+      <w:color w:val="007020"/>
       <w:b/>
-      <w:color w:val="007020"/>
     </w:rPr>
   </w:style>
   <w:style w:type="character" w:customStyle="1" w:styleId="OperatorTok">
@@ -4780,34 +4561,34 @@
     <w:name w:val="InformationTok"/>
     <w:basedOn w:val="VerbatimChar"/>
     <w:rPr>
+      <w:color w:val="60a0b0"/>
       <w:b/>
       <w:i/>
-      <w:color w:val="60a0b0"/>
     </w:rPr>
   </w:style>
   <w:style w:type="character" w:customStyle="1" w:styleId="WarningTok">
     <w:name w:val="WarningTok"/>
     <w:basedOn w:val="VerbatimChar"/>
     <w:rPr>
+      <w:color w:val="60a0b0"/>
       <w:b/>
       <w:i/>
-      <w:color w:val="60a0b0"/>
     </w:rPr>
   </w:style>
   <w:style w:type="character" w:customStyle="1" w:styleId="AlertTok">
     <w:name w:val="AlertTok"/>
     <w:basedOn w:val="VerbatimChar"/>
     <w:rPr>
+      <w:color w:val="ff0000"/>
       <w:b/>
-      <w:color w:val="ff0000"/>
     </w:rPr>
   </w:style>
   <w:style w:type="character" w:customStyle="1" w:styleId="ErrorTok">
     <w:name w:val="ErrorTok"/>
     <w:basedOn w:val="VerbatimChar"/>
     <w:rPr>
+      <w:color w:val="ff0000"/>
       <w:b/>
-      <w:color w:val="ff0000"/>
     </w:rPr>
   </w:style>
   <w:style w:type="character" w:customStyle="1" w:styleId="NormalTok">
@@ -4829,44 +4610,44 @@
         <a:sysClr val="window" lastClr="FFFFFF"/>
       </a:lt1>
       <a:dk2>
-        <a:srgbClr val="0E2841"/>
+        <a:srgbClr val="1F497D"/>
       </a:dk2>
       <a:lt2>
-        <a:srgbClr val="E8E8E8"/>
+        <a:srgbClr val="EEECE1"/>
       </a:lt2>
       <a:accent1>
-        <a:srgbClr val="156082"/>
+        <a:srgbClr val="4F81BD"/>
       </a:accent1>
       <a:accent2>
-        <a:srgbClr val="E97132"/>
+        <a:srgbClr val="C0504D"/>
       </a:accent2>
       <a:accent3>
-        <a:srgbClr val="196B24"/>
+        <a:srgbClr val="9BBB59"/>
       </a:accent3>
       <a:accent4>
-        <a:srgbClr val="0F9ED5"/>
+        <a:srgbClr val="8064A2"/>
       </a:accent4>
       <a:accent5>
-        <a:srgbClr val="A02B93"/>
+        <a:srgbClr val="4BACC6"/>
       </a:accent5>
       <a:accent6>
-        <a:srgbClr val="4EA72E"/>
+        <a:srgbClr val="F79646"/>
       </a:accent6>
       <a:hlink>
-        <a:srgbClr val="467886"/>
+        <a:srgbClr val="0000FF"/>
       </a:hlink>
       <a:folHlink>
-        <a:srgbClr val="96607D"/>
+        <a:srgbClr val="800080"/>
       </a:folHlink>
     </a:clrScheme>
     <a:fontScheme name="Office">
       <a:majorFont>
-        <a:latin typeface="Aptos Display" panose="02110004020202020204"/>
+        <a:latin typeface="Calibri"/>
         <a:ea typeface=""/>
         <a:cs typeface=""/>
-        <a:font script="Jpan" typeface="游ゴシック Light"/>
+        <a:font script="Jpan" typeface="ＭＳ ゴシック"/>
         <a:font script="Hang" typeface="맑은 고딕"/>
-        <a:font script="Hans" typeface="等线 Light"/>
+        <a:font script="Hans" typeface="宋体"/>
         <a:font script="Hant" typeface="新細明體"/>
         <a:font script="Arab" typeface="Times New Roman"/>
         <a:font script="Hebr" typeface="Times New Roman"/>
@@ -4893,32 +4674,14 @@
         <a:font script="Mong" typeface="Mongolian Baiti"/>
         <a:font script="Viet" typeface="Times New Roman"/>
         <a:font script="Uigh" typeface="Microsoft Uighur"/>
-        <a:font script="Geor" typeface="Sylfaen"/>
-        <a:font script="Armn" typeface="Arial"/>
-        <a:font script="Bugi" typeface="Leelawadee UI"/>
-        <a:font script="Bopo" typeface="Microsoft JhengHei"/>
-        <a:font script="Java" typeface="Javanese Text"/>
-        <a:font script="Lisu" typeface="Segoe UI"/>
-        <a:font script="Mymr" typeface="Myanmar Text"/>
-        <a:font script="Nkoo" typeface="Ebrima"/>
-        <a:font script="Olck" typeface="Nirmala UI"/>
-        <a:font script="Osma" typeface="Ebrima"/>
-        <a:font script="Phag" typeface="Phagspa"/>
-        <a:font script="Syrn" typeface="Estrangelo Edessa"/>
-        <a:font script="Syrj" typeface="Estrangelo Edessa"/>
-        <a:font script="Syre" typeface="Estrangelo Edessa"/>
-        <a:font script="Sora" typeface="Nirmala UI"/>
-        <a:font script="Tale" typeface="Microsoft Tai Le"/>
-        <a:font script="Talu" typeface="Microsoft New Tai Lue"/>
-        <a:font script="Tfng" typeface="Ebrima"/>
       </a:majorFont>
       <a:minorFont>
-        <a:latin typeface="Aptos" panose="02110004020202020204"/>
+        <a:latin typeface="Cambria"/>
         <a:ea typeface=""/>
         <a:cs typeface=""/>
-        <a:font script="Jpan" typeface="游明朝"/>
+        <a:font script="Jpan" typeface="ＭＳ 明朝"/>
         <a:font script="Hang" typeface="맑은 고딕"/>
-        <a:font script="Hans" typeface="等线"/>
+        <a:font script="Hans" typeface="宋体"/>
         <a:font script="Hant" typeface="新細明體"/>
         <a:font script="Arab" typeface="Arial"/>
         <a:font script="Hebr" typeface="Arial"/>
@@ -4945,24 +4708,6 @@
         <a:font script="Mong" typeface="Mongolian Baiti"/>
         <a:font script="Viet" typeface="Arial"/>
         <a:font script="Uigh" typeface="Microsoft Uighur"/>
-        <a:font script="Geor" typeface="Sylfaen"/>
-        <a:font script="Armn" typeface="Arial"/>
-        <a:font script="Bugi" typeface="Leelawadee UI"/>
-        <a:font script="Bopo" typeface="Microsoft JhengHei"/>
-        <a:font script="Java" typeface="Javanese Text"/>
-        <a:font script="Lisu" typeface="Segoe UI"/>
-        <a:font script="Mymr" typeface="Myanmar Text"/>
-        <a:font script="Nkoo" typeface="Ebrima"/>
-        <a:font script="Olck" typeface="Nirmala UI"/>
-        <a:font script="Osma" typeface="Ebrima"/>
-        <a:font script="Phag" typeface="Phagspa"/>
-        <a:font script="Syrn" typeface="Estrangelo Edessa"/>
-        <a:font script="Syrj" typeface="Estrangelo Edessa"/>
-        <a:font script="Syre" typeface="Estrangelo Edessa"/>
-        <a:font script="Sora" typeface="Nirmala UI"/>
-        <a:font script="Tale" typeface="Microsoft Tai Le"/>
-        <a:font script="Talu" typeface="Microsoft New Tai Lue"/>
-        <a:font script="Tfng" typeface="Ebrima"/>
       </a:minorFont>
     </a:fontScheme>
     <a:fmtScheme name="Office">
@@ -4974,141 +4719,200 @@
           <a:gsLst>
             <a:gs pos="0">
               <a:schemeClr val="phClr">
-                <a:lumMod val="110000"/>
-                <a:satMod val="105000"/>
-                <a:tint val="67000"/>
+                <a:tint val="50000"/>
+                <a:satMod val="300000"/>
               </a:schemeClr>
             </a:gs>
-            <a:gs pos="50000">
+            <a:gs pos="35000">
               <a:schemeClr val="phClr">
-                <a:lumMod val="105000"/>
-                <a:satMod val="103000"/>
-                <a:tint val="73000"/>
+                <a:tint val="37000"/>
+                <a:satMod val="300000"/>
               </a:schemeClr>
             </a:gs>
             <a:gs pos="100000">
               <a:schemeClr val="phClr">
-                <a:lumMod val="105000"/>
-                <a:satMod val="109000"/>
-                <a:tint val="81000"/>
+                <a:tint val="15000"/>
+                <a:satMod val="350000"/>
               </a:schemeClr>
             </a:gs>
           </a:gsLst>
-          <a:lin ang="5400000" scaled="0"/>
+          <a:lin ang="16200000" scaled="1"/>
         </a:gradFill>
         <a:gradFill rotWithShape="1">
           <a:gsLst>
             <a:gs pos="0">
               <a:schemeClr val="phClr">
-                <a:satMod val="103000"/>
-                <a:lumMod val="102000"/>
-                <a:tint val="94000"/>
-              </a:schemeClr>
-            </a:gs>
-            <a:gs pos="50000">
-              <a:schemeClr val="phClr">
-                <a:satMod val="110000"/>
-                <a:lumMod val="100000"/>
+                <a:tint val="100000"/>
                 <a:shade val="100000"/>
+                <a:satMod val="130000"/>
               </a:schemeClr>
             </a:gs>
             <a:gs pos="100000">
               <a:schemeClr val="phClr">
-                <a:lumMod val="99000"/>
-                <a:satMod val="120000"/>
-                <a:shade val="78000"/>
+                <a:tint val="50000"/>
+                <a:shade val="100000"/>
+                <a:satMod val="350000"/>
               </a:schemeClr>
             </a:gs>
           </a:gsLst>
-          <a:lin ang="5400000" scaled="0"/>
+          <a:lin ang="16200000" scaled="0"/>
         </a:gradFill>
       </a:fillStyleLst>
       <a:lnStyleLst>
-        <a:ln w="6350" cap="flat" cmpd="sng" algn="ctr">
+        <a:ln w="9525" cap="flat" cmpd="sng" algn="ctr">
+          <a:solidFill>
+            <a:schemeClr val="phClr">
+              <a:shade val="95000"/>
+              <a:satMod val="105000"/>
+            </a:schemeClr>
+          </a:solidFill>
+          <a:prstDash val="solid"/>
+        </a:ln>
+        <a:ln w="25400" cap="flat" cmpd="sng" algn="ctr">
           <a:solidFill>
             <a:schemeClr val="phClr"/>
           </a:solidFill>
           <a:prstDash val="solid"/>
-          <a:miter lim="800000"/>
         </a:ln>
-        <a:ln w="12700" cap="flat" cmpd="sng" algn="ctr">
+        <a:ln w="38100" cap="flat" cmpd="sng" algn="ctr">
           <a:solidFill>
             <a:schemeClr val="phClr"/>
           </a:solidFill>
           <a:prstDash val="solid"/>
-          <a:miter lim="800000"/>
-        </a:ln>
-        <a:ln w="19050" cap="flat" cmpd="sng" algn="ctr">
-          <a:solidFill>
-            <a:schemeClr val="phClr"/>
-          </a:solidFill>
-          <a:prstDash val="solid"/>
-          <a:miter lim="800000"/>
         </a:ln>
       </a:lnStyleLst>
       <a:effectStyleLst>
         <a:effectStyle>
-          <a:effectLst/>
-        </a:effectStyle>
-        <a:effectStyle>
-          <a:effectLst/>
+          <a:effectLst>
+            <a:outerShdw blurRad="40000" dist="20000" dir="5400000" rotWithShape="0">
+              <a:srgbClr val="000000">
+                <a:alpha val="38000"/>
+              </a:srgbClr>
+            </a:outerShdw>
+          </a:effectLst>
         </a:effectStyle>
         <a:effectStyle>
           <a:effectLst>
-            <a:outerShdw blurRad="57150" dist="19050" dir="5400000" algn="ctr" rotWithShape="0">
+            <a:outerShdw blurRad="40000" dist="23000" dir="5400000" rotWithShape="0">
               <a:srgbClr val="000000">
-                <a:alpha val="63000"/>
+                <a:alpha val="35000"/>
               </a:srgbClr>
             </a:outerShdw>
           </a:effectLst>
+        </a:effectStyle>
+        <a:effectStyle>
+          <a:effectLst>
+            <a:outerShdw blurRad="40000" dist="23000" dir="5400000" rotWithShape="0">
+              <a:srgbClr val="000000">
+                <a:alpha val="35000"/>
+              </a:srgbClr>
+            </a:outerShdw>
+          </a:effectLst>
+          <a:scene3d>
+            <a:camera prst="orthographicFront">
+              <a:rot lat="0" lon="0" rev="0"/>
+            </a:camera>
+            <a:lightRig rig="threePt" dir="t">
+              <a:rot lat="0" lon="0" rev="1200000"/>
+            </a:lightRig>
+          </a:scene3d>
+          <a:sp3d>
+            <a:bevelT w="63500" h="25400"/>
+          </a:sp3d>
         </a:effectStyle>
       </a:effectStyleLst>
       <a:bgFillStyleLst>
         <a:solidFill>
           <a:schemeClr val="phClr"/>
         </a:solidFill>
-        <a:solidFill>
-          <a:schemeClr val="phClr">
-            <a:tint val="95000"/>
-            <a:satMod val="170000"/>
-          </a:schemeClr>
-        </a:solidFill>
         <a:gradFill rotWithShape="1">
           <a:gsLst>
             <a:gs pos="0">
               <a:schemeClr val="phClr">
-                <a:tint val="93000"/>
-                <a:satMod val="150000"/>
-                <a:shade val="98000"/>
-                <a:lumMod val="102000"/>
+                <a:tint val="40000"/>
+                <a:satMod val="350000"/>
               </a:schemeClr>
             </a:gs>
-            <a:gs pos="50000">
+            <a:gs pos="40000">
               <a:schemeClr val="phClr">
-                <a:tint val="98000"/>
-                <a:satMod val="130000"/>
-                <a:shade val="90000"/>
-                <a:lumMod val="103000"/>
+                <a:tint val="45000"/>
+                <a:shade val="99000"/>
+                <a:satMod val="350000"/>
               </a:schemeClr>
             </a:gs>
             <a:gs pos="100000">
               <a:schemeClr val="phClr">
-                <a:shade val="63000"/>
-                <a:satMod val="120000"/>
+                <a:shade val="20000"/>
+                <a:satMod val="255000"/>
               </a:schemeClr>
             </a:gs>
           </a:gsLst>
-          <a:lin ang="5400000" scaled="0"/>
+          <a:path path="circle">
+            <a:fillToRect l="50000" t="-80000" r="50000" b="180000"/>
+          </a:path>
+        </a:gradFill>
+        <a:gradFill rotWithShape="1">
+          <a:gsLst>
+            <a:gs pos="0">
+              <a:schemeClr val="phClr">
+                <a:tint val="80000"/>
+                <a:satMod val="300000"/>
+              </a:schemeClr>
+            </a:gs>
+            <a:gs pos="100000">
+              <a:schemeClr val="phClr">
+                <a:shade val="30000"/>
+                <a:satMod val="200000"/>
+              </a:schemeClr>
+            </a:gs>
+          </a:gsLst>
+          <a:path path="circle">
+            <a:fillToRect l="50000" t="50000" r="50000" b="50000"/>
+          </a:path>
         </a:gradFill>
       </a:bgFillStyleLst>
     </a:fmtScheme>
   </a:themeElements>
-  <a:objectDefaults/>
+  <a:objectDefaults>
+    <a:spDef>
+      <a:spPr/>
+      <a:bodyPr/>
+      <a:lstStyle/>
+      <a:style>
+        <a:lnRef idx="1">
+          <a:schemeClr val="accent1"/>
+        </a:lnRef>
+        <a:fillRef idx="3">
+          <a:schemeClr val="accent1"/>
+        </a:fillRef>
+        <a:effectRef idx="2">
+          <a:schemeClr val="accent1"/>
+        </a:effectRef>
+        <a:fontRef idx="minor">
+          <a:schemeClr val="lt1"/>
+        </a:fontRef>
+      </a:style>
+    </a:spDef>
+    <a:lnDef>
+      <a:spPr/>
+      <a:bodyPr/>
+      <a:lstStyle/>
+      <a:style>
+        <a:lnRef idx="2">
+          <a:schemeClr val="accent1"/>
+        </a:lnRef>
+        <a:fillRef idx="0">
+          <a:schemeClr val="accent1"/>
+        </a:fillRef>
+        <a:effectRef idx="1">
+          <a:schemeClr val="accent1"/>
+        </a:effectRef>
+        <a:fontRef idx="minor">
+          <a:schemeClr val="tx1"/>
+        </a:fontRef>
+      </a:style>
+    </a:lnDef>
+  </a:objectDefaults>
   <a:extraClrSchemeLst/>
-  <a:extLst>
-    <a:ext uri="{05A4C25C-085E-4340-85A3-A5531E510DB2}">
-      <thm15:themeFamily xmlns:thm15="http://schemas.microsoft.com/office/thememl/2012/main" name="Office Theme" id="{2E142A2C-CD16-42D6-873A-C26D2A0506FA}" vid="{1BDDFF52-6CD6-40A5-AB3C-68EB2F1E4D0A}"/>
-    </a:ext>
-  </a:extLst>
 </a:theme>
 </file>